--- a/temp/ppt_and_report/my_report/ICC_Companion_Report.docx
+++ b/temp/ppt_and_report/my_report/ICC_Companion_Report.docx
@@ -45,7 +45,7 @@
           <w:sz w:val="36"/>
           <w:szCs w:val="36"/>
         </w:rPr>
-        <w:t>“ICC COMPANION: A WEB-BASED STUDENT PORTAL AND MANAGEMENT SYSTEM”</w:t>
+        <w:t>“A WEB-BASED STUDENT PORTAL AND MANAGEMENT SYSTEM”</w:t>
       </w:r>
       <w:r>
         <w:rPr>
@@ -515,8 +515,6 @@
         <w:keepNext/>
         <w:spacing w:before="360" w:after="240"/>
         <w:jc w:val="center"/>
-      </w:pPr>
-      <w:r>
         <w:rPr>
           <w:rFonts w:ascii="Times New Roman" w:eastAsia="Times New Roman" w:hAnsi="Times New Roman" w:cs="Times New Roman"/>
           <w:b/>
@@ -524,297 +522,7 @@
           <w:sz w:val="32"/>
           <w:szCs w:val="32"/>
         </w:rPr>
-        <w:lastRenderedPageBreak/>
-        <w:t>CERTIFICATE</w:t>
-      </w:r>
-    </w:p>
-    <w:p>
-      <w:pPr>
-        <w:spacing w:after="120" w:line="360" w:lineRule="auto"/>
-        <w:jc w:val="both"/>
-      </w:pPr>
-      <w:r>
-        <w:rPr>
-          <w:rFonts w:ascii="Times New Roman" w:eastAsia="Times New Roman" w:hAnsi="Times New Roman" w:cs="Times New Roman"/>
-          <w:sz w:val="24"/>
-          <w:szCs w:val="24"/>
-        </w:rPr>
-        <w:t xml:space="preserve">This is to certify that the project entitled “ICC COMPANION: A WEB-BASED STUDENT PORTAL AND MANAGEMENT SYSTEM” has been submitted by Abhishek Sharma (Roll No: UT-231-049-0003, Registration No: 23084898) in partial fulfilment of the requirements for the degree of Bachelor of Computer Applications (BCA), 6th Semester, at Icon Commerce College, </w:t>
-      </w:r>
-      <w:proofErr w:type="spellStart"/>
-      <w:r>
-        <w:rPr>
-          <w:rFonts w:ascii="Times New Roman" w:eastAsia="Times New Roman" w:hAnsi="Times New Roman" w:cs="Times New Roman"/>
-          <w:sz w:val="24"/>
-          <w:szCs w:val="24"/>
-        </w:rPr>
-        <w:t>Gauhati</w:t>
-      </w:r>
-      <w:proofErr w:type="spellEnd"/>
-      <w:r>
-        <w:rPr>
-          <w:rFonts w:ascii="Times New Roman" w:eastAsia="Times New Roman" w:hAnsi="Times New Roman" w:cs="Times New Roman"/>
-          <w:sz w:val="24"/>
-          <w:szCs w:val="24"/>
-        </w:rPr>
-        <w:t xml:space="preserve"> University, during the Academic Session 2025–26.</w:t>
-      </w:r>
-    </w:p>
-    <w:p>
-      <w:pPr>
-        <w:spacing w:after="120" w:line="360" w:lineRule="auto"/>
-        <w:jc w:val="both"/>
-      </w:pPr>
-      <w:r>
-        <w:rPr>
-          <w:rFonts w:ascii="Times New Roman" w:eastAsia="Times New Roman" w:hAnsi="Times New Roman" w:cs="Times New Roman"/>
-          <w:sz w:val="24"/>
-          <w:szCs w:val="24"/>
-        </w:rPr>
-        <w:t xml:space="preserve">This is </w:t>
-      </w:r>
-      <w:proofErr w:type="gramStart"/>
-      <w:r>
-        <w:rPr>
-          <w:rFonts w:ascii="Times New Roman" w:eastAsia="Times New Roman" w:hAnsi="Times New Roman" w:cs="Times New Roman"/>
-          <w:sz w:val="24"/>
-          <w:szCs w:val="24"/>
-        </w:rPr>
-        <w:t>an authentic</w:t>
-      </w:r>
-      <w:proofErr w:type="gramEnd"/>
-      <w:r>
-        <w:rPr>
-          <w:rFonts w:ascii="Times New Roman" w:eastAsia="Times New Roman" w:hAnsi="Times New Roman" w:cs="Times New Roman"/>
-          <w:sz w:val="24"/>
-          <w:szCs w:val="24"/>
-        </w:rPr>
-        <w:t xml:space="preserve"> work carried out by the candidate under my supervision and guidance. The project has not been submitted to any other university or institution for the award of any degree or diploma.</w:t>
-      </w:r>
-    </w:p>
-    <w:p>
-      <w:pPr>
-        <w:spacing w:before="960" w:line="312" w:lineRule="auto"/>
-        <w:rPr>
-          <w:rFonts w:ascii="Times New Roman" w:eastAsia="Times New Roman" w:hAnsi="Times New Roman" w:cs="Times New Roman"/>
-          <w:sz w:val="24"/>
-          <w:szCs w:val="24"/>
-        </w:rPr>
-      </w:pPr>
-      <w:r>
-        <w:rPr>
-          <w:rFonts w:ascii="Times New Roman" w:eastAsia="Times New Roman" w:hAnsi="Times New Roman" w:cs="Times New Roman"/>
-          <w:sz w:val="24"/>
-          <w:szCs w:val="24"/>
-        </w:rPr>
-        <w:t>Date: ____________________</w:t>
-      </w:r>
-      <w:r>
-        <w:rPr>
-          <w:rFonts w:ascii="Times New Roman" w:eastAsia="Times New Roman" w:hAnsi="Times New Roman" w:cs="Times New Roman"/>
-          <w:sz w:val="24"/>
-          <w:szCs w:val="24"/>
-        </w:rPr>
-        <w:br/>
-      </w:r>
-      <w:r>
-        <w:rPr>
-          <w:rFonts w:ascii="Times New Roman" w:eastAsia="Times New Roman" w:hAnsi="Times New Roman" w:cs="Times New Roman"/>
-          <w:sz w:val="24"/>
-          <w:szCs w:val="24"/>
-        </w:rPr>
-        <w:br/>
-      </w:r>
-    </w:p>
-    <w:p>
-      <w:pPr>
-        <w:spacing w:before="960" w:line="312" w:lineRule="auto"/>
-        <w:rPr>
-          <w:rFonts w:ascii="Times New Roman" w:eastAsia="Times New Roman" w:hAnsi="Times New Roman" w:cs="Times New Roman"/>
-          <w:sz w:val="24"/>
-          <w:szCs w:val="24"/>
-        </w:rPr>
-      </w:pPr>
-    </w:p>
-    <w:p>
-      <w:pPr>
-        <w:spacing w:before="960" w:line="312" w:lineRule="auto"/>
-        <w:rPr>
-          <w:rFonts w:ascii="Times New Roman" w:eastAsia="Times New Roman" w:hAnsi="Times New Roman" w:cs="Times New Roman"/>
-          <w:sz w:val="24"/>
-          <w:szCs w:val="24"/>
-        </w:rPr>
-      </w:pPr>
-    </w:p>
-    <w:p>
-      <w:pPr>
-        <w:spacing w:before="960" w:line="312" w:lineRule="auto"/>
-      </w:pPr>
-      <w:r>
-        <w:rPr>
-          <w:rFonts w:ascii="Times New Roman" w:eastAsia="Times New Roman" w:hAnsi="Times New Roman" w:cs="Times New Roman"/>
-          <w:b/>
-          <w:bCs/>
-          <w:sz w:val="24"/>
-          <w:szCs w:val="24"/>
-        </w:rPr>
-        <w:t>Name of the Guide:</w:t>
-      </w:r>
-      <w:r>
-        <w:rPr>
-          <w:rFonts w:ascii="Times New Roman" w:eastAsia="Times New Roman" w:hAnsi="Times New Roman" w:cs="Times New Roman"/>
-          <w:sz w:val="24"/>
-          <w:szCs w:val="24"/>
-        </w:rPr>
-        <w:t xml:space="preserve"> Manas Chakraborty</w:t>
-      </w:r>
-      <w:r>
-        <w:rPr>
-          <w:rFonts w:ascii="Times New Roman" w:eastAsia="Times New Roman" w:hAnsi="Times New Roman" w:cs="Times New Roman"/>
-          <w:sz w:val="24"/>
-          <w:szCs w:val="24"/>
-        </w:rPr>
-        <w:br/>
-      </w:r>
-      <w:r>
-        <w:rPr>
-          <w:rFonts w:ascii="Times New Roman" w:eastAsia="Times New Roman" w:hAnsi="Times New Roman" w:cs="Times New Roman"/>
-          <w:b/>
-          <w:bCs/>
-          <w:sz w:val="24"/>
-          <w:szCs w:val="24"/>
-        </w:rPr>
-        <w:t>Designation:</w:t>
-      </w:r>
-      <w:r>
-        <w:rPr>
-          <w:rFonts w:ascii="Times New Roman" w:eastAsia="Times New Roman" w:hAnsi="Times New Roman" w:cs="Times New Roman"/>
-          <w:sz w:val="24"/>
-          <w:szCs w:val="24"/>
-        </w:rPr>
-        <w:t xml:space="preserve"> Assistant Professor</w:t>
-      </w:r>
-      <w:r>
-        <w:rPr>
-          <w:rFonts w:ascii="Times New Roman" w:eastAsia="Times New Roman" w:hAnsi="Times New Roman" w:cs="Times New Roman"/>
-          <w:sz w:val="24"/>
-          <w:szCs w:val="24"/>
-        </w:rPr>
-        <w:br/>
-      </w:r>
-      <w:r>
-        <w:rPr>
-          <w:rFonts w:ascii="Times New Roman" w:eastAsia="Times New Roman" w:hAnsi="Times New Roman" w:cs="Times New Roman"/>
-          <w:b/>
-          <w:bCs/>
-          <w:sz w:val="24"/>
-          <w:szCs w:val="24"/>
-        </w:rPr>
-        <w:t>Department:</w:t>
-      </w:r>
-      <w:r>
-        <w:rPr>
-          <w:rFonts w:ascii="Times New Roman" w:eastAsia="Times New Roman" w:hAnsi="Times New Roman" w:cs="Times New Roman"/>
-          <w:sz w:val="24"/>
-          <w:szCs w:val="24"/>
-        </w:rPr>
-        <w:t xml:space="preserve"> Bachelor of Computer Application</w:t>
-      </w:r>
-      <w:r>
-        <w:rPr>
-          <w:rFonts w:ascii="Times New Roman" w:eastAsia="Times New Roman" w:hAnsi="Times New Roman" w:cs="Times New Roman"/>
-          <w:sz w:val="24"/>
-          <w:szCs w:val="24"/>
-        </w:rPr>
-        <w:br/>
-      </w:r>
-      <w:r>
-        <w:rPr>
-          <w:rFonts w:ascii="Times New Roman" w:eastAsia="Times New Roman" w:hAnsi="Times New Roman" w:cs="Times New Roman"/>
-          <w:b/>
-          <w:bCs/>
-          <w:sz w:val="24"/>
-          <w:szCs w:val="24"/>
-        </w:rPr>
-        <w:t>Institution:</w:t>
-      </w:r>
-      <w:r>
-        <w:rPr>
-          <w:rFonts w:ascii="Times New Roman" w:eastAsia="Times New Roman" w:hAnsi="Times New Roman" w:cs="Times New Roman"/>
-          <w:sz w:val="24"/>
-          <w:szCs w:val="24"/>
-        </w:rPr>
-        <w:t xml:space="preserve"> Icon Commerce College</w:t>
-      </w:r>
-      <w:r>
-        <w:rPr>
-          <w:rFonts w:ascii="Times New Roman" w:eastAsia="Times New Roman" w:hAnsi="Times New Roman" w:cs="Times New Roman"/>
-          <w:sz w:val="24"/>
-          <w:szCs w:val="24"/>
-        </w:rPr>
-        <w:br/>
-      </w:r>
-      <w:r>
-        <w:rPr>
-          <w:rFonts w:ascii="Times New Roman" w:eastAsia="Times New Roman" w:hAnsi="Times New Roman" w:cs="Times New Roman"/>
-          <w:b/>
-          <w:bCs/>
-          <w:sz w:val="24"/>
-          <w:szCs w:val="24"/>
-        </w:rPr>
-        <w:t>Guwahati</w:t>
-      </w:r>
-      <w:r>
-        <w:rPr>
-          <w:rFonts w:ascii="Times New Roman" w:eastAsia="Times New Roman" w:hAnsi="Times New Roman" w:cs="Times New Roman"/>
-          <w:sz w:val="24"/>
-          <w:szCs w:val="24"/>
-        </w:rPr>
-        <w:t xml:space="preserve"> – </w:t>
-      </w:r>
-      <w:r>
-        <w:rPr>
-          <w:rFonts w:ascii="Times New Roman" w:eastAsia="Times New Roman" w:hAnsi="Times New Roman" w:cs="Times New Roman"/>
-          <w:b/>
-          <w:bCs/>
-          <w:sz w:val="24"/>
-          <w:szCs w:val="24"/>
-        </w:rPr>
-        <w:t>781003</w:t>
-      </w:r>
-      <w:r>
-        <w:rPr>
-          <w:rFonts w:ascii="Times New Roman" w:eastAsia="Times New Roman" w:hAnsi="Times New Roman" w:cs="Times New Roman"/>
-          <w:sz w:val="24"/>
-          <w:szCs w:val="24"/>
-        </w:rPr>
-        <w:br/>
-      </w:r>
-      <w:r>
-        <w:rPr>
-          <w:rFonts w:ascii="Times New Roman" w:eastAsia="Times New Roman" w:hAnsi="Times New Roman" w:cs="Times New Roman"/>
-          <w:sz w:val="24"/>
-          <w:szCs w:val="24"/>
-        </w:rPr>
-        <w:br/>
-      </w:r>
-      <w:r>
-        <w:rPr>
-          <w:rFonts w:ascii="Times New Roman" w:eastAsia="Times New Roman" w:hAnsi="Times New Roman" w:cs="Times New Roman"/>
-          <w:sz w:val="24"/>
-          <w:szCs w:val="24"/>
-        </w:rPr>
-        <w:br/>
-        <w:t>Signature of the Guide: ____________________</w:t>
-      </w:r>
-    </w:p>
-    <w:p>
-      <w:pPr>
-        <w:jc w:val="center"/>
-      </w:pPr>
-      <w:r>
-        <w:br w:type="page"/>
-      </w:r>
+      </w:pPr>
       <w:r>
         <w:rPr>
           <w:rFonts w:ascii="Times New Roman" w:eastAsia="Times New Roman" w:hAnsi="Times New Roman" w:cs="Times New Roman"/>
@@ -824,228 +532,7 @@
           <w:szCs w:val="32"/>
         </w:rPr>
         <w:lastRenderedPageBreak/>
-        <w:t>DECLARATION</w:t>
-      </w:r>
-    </w:p>
-    <w:p>
-      <w:pPr>
-        <w:spacing w:after="120" w:line="360" w:lineRule="auto"/>
-        <w:jc w:val="both"/>
-      </w:pPr>
-      <w:r>
-        <w:rPr>
-          <w:rFonts w:ascii="Times New Roman" w:eastAsia="Times New Roman" w:hAnsi="Times New Roman" w:cs="Times New Roman"/>
-          <w:sz w:val="24"/>
-          <w:szCs w:val="24"/>
-        </w:rPr>
-        <w:t xml:space="preserve">I hereby declare that the project report “ICC Companion: A Web-Based Student Portal and Management System”, submitted in partial fulfilment of the requirement for the degree of Bachelor of Computer Application (BCA) in Icon Commerce College, under </w:t>
-      </w:r>
-      <w:proofErr w:type="spellStart"/>
-      <w:r>
-        <w:rPr>
-          <w:rFonts w:ascii="Times New Roman" w:eastAsia="Times New Roman" w:hAnsi="Times New Roman" w:cs="Times New Roman"/>
-          <w:sz w:val="24"/>
-          <w:szCs w:val="24"/>
-        </w:rPr>
-        <w:t>Gauhati</w:t>
-      </w:r>
-      <w:proofErr w:type="spellEnd"/>
-      <w:r>
-        <w:rPr>
-          <w:rFonts w:ascii="Times New Roman" w:eastAsia="Times New Roman" w:hAnsi="Times New Roman" w:cs="Times New Roman"/>
-          <w:sz w:val="24"/>
-          <w:szCs w:val="24"/>
-        </w:rPr>
-        <w:t xml:space="preserve"> University, is my original work and has not been submitted for the award of any other degree, diploma, fellowship, or other similar titles elsewhere.</w:t>
-      </w:r>
-    </w:p>
-    <w:p>
-      <w:pPr>
-        <w:spacing w:before="960" w:line="312" w:lineRule="auto"/>
-        <w:rPr>
-          <w:rFonts w:ascii="Times New Roman" w:eastAsia="Times New Roman" w:hAnsi="Times New Roman" w:cs="Times New Roman"/>
-          <w:sz w:val="24"/>
-          <w:szCs w:val="24"/>
-        </w:rPr>
-      </w:pPr>
-      <w:r>
-        <w:rPr>
-          <w:rFonts w:ascii="Times New Roman" w:eastAsia="Times New Roman" w:hAnsi="Times New Roman" w:cs="Times New Roman"/>
-          <w:sz w:val="24"/>
-          <w:szCs w:val="24"/>
-        </w:rPr>
-        <w:t>Date: ____________________                                                 Signature: ________________</w:t>
-      </w:r>
-      <w:r>
-        <w:rPr>
-          <w:rFonts w:ascii="Times New Roman" w:eastAsia="Times New Roman" w:hAnsi="Times New Roman" w:cs="Times New Roman"/>
-          <w:sz w:val="24"/>
-          <w:szCs w:val="24"/>
-        </w:rPr>
-        <w:br/>
-        <w:t xml:space="preserve">Place: Guwahati                                                </w:t>
-      </w:r>
-      <w:r>
-        <w:rPr>
-          <w:rFonts w:ascii="Times New Roman" w:eastAsia="Times New Roman" w:hAnsi="Times New Roman" w:cs="Times New Roman"/>
-          <w:sz w:val="24"/>
-          <w:szCs w:val="24"/>
-        </w:rPr>
-        <w:br/>
-      </w:r>
-      <w:r>
-        <w:rPr>
-          <w:rFonts w:ascii="Times New Roman" w:eastAsia="Times New Roman" w:hAnsi="Times New Roman" w:cs="Times New Roman"/>
-          <w:sz w:val="24"/>
-          <w:szCs w:val="24"/>
-        </w:rPr>
-        <w:br/>
-        <w:t xml:space="preserve">                                                                                                </w:t>
-      </w:r>
-    </w:p>
-    <w:p>
-      <w:pPr>
-        <w:spacing w:before="960" w:line="312" w:lineRule="auto"/>
-        <w:rPr>
-          <w:rFonts w:ascii="Times New Roman" w:eastAsia="Times New Roman" w:hAnsi="Times New Roman" w:cs="Times New Roman"/>
-          <w:sz w:val="24"/>
-          <w:szCs w:val="24"/>
-        </w:rPr>
-      </w:pPr>
-    </w:p>
-    <w:p>
-      <w:pPr>
-        <w:spacing w:before="960" w:line="312" w:lineRule="auto"/>
-        <w:rPr>
-          <w:rFonts w:ascii="Times New Roman" w:eastAsia="Times New Roman" w:hAnsi="Times New Roman" w:cs="Times New Roman"/>
-          <w:sz w:val="24"/>
-          <w:szCs w:val="24"/>
-        </w:rPr>
-      </w:pPr>
-    </w:p>
-    <w:p>
-      <w:pPr>
-        <w:spacing w:before="960" w:line="312" w:lineRule="auto"/>
-        <w:rPr>
-          <w:rFonts w:ascii="Times New Roman" w:eastAsia="Times New Roman" w:hAnsi="Times New Roman" w:cs="Times New Roman"/>
-          <w:sz w:val="24"/>
-          <w:szCs w:val="24"/>
-        </w:rPr>
-      </w:pPr>
-    </w:p>
-    <w:p>
-      <w:pPr>
-        <w:spacing w:before="960" w:line="312" w:lineRule="auto"/>
-      </w:pPr>
-      <w:r>
-        <w:rPr>
-          <w:rFonts w:ascii="Times New Roman" w:eastAsia="Times New Roman" w:hAnsi="Times New Roman" w:cs="Times New Roman"/>
-          <w:b/>
-          <w:bCs/>
-          <w:sz w:val="24"/>
-          <w:szCs w:val="24"/>
-        </w:rPr>
-        <w:t>Name:</w:t>
-      </w:r>
-      <w:r>
-        <w:rPr>
-          <w:rFonts w:ascii="Times New Roman" w:eastAsia="Times New Roman" w:hAnsi="Times New Roman" w:cs="Times New Roman"/>
-          <w:sz w:val="24"/>
-          <w:szCs w:val="24"/>
-        </w:rPr>
-        <w:t xml:space="preserve"> Abhishek Sharma</w:t>
-      </w:r>
-      <w:r>
-        <w:rPr>
-          <w:rFonts w:ascii="Times New Roman" w:eastAsia="Times New Roman" w:hAnsi="Times New Roman" w:cs="Times New Roman"/>
-          <w:sz w:val="24"/>
-          <w:szCs w:val="24"/>
-        </w:rPr>
-        <w:br/>
-      </w:r>
-      <w:r>
-        <w:rPr>
-          <w:rFonts w:ascii="Times New Roman" w:eastAsia="Times New Roman" w:hAnsi="Times New Roman" w:cs="Times New Roman"/>
-          <w:b/>
-          <w:bCs/>
-          <w:sz w:val="24"/>
-          <w:szCs w:val="24"/>
-        </w:rPr>
-        <w:t>Roll No:</w:t>
-      </w:r>
-      <w:r>
-        <w:rPr>
-          <w:rFonts w:ascii="Times New Roman" w:eastAsia="Times New Roman" w:hAnsi="Times New Roman" w:cs="Times New Roman"/>
-          <w:sz w:val="24"/>
-          <w:szCs w:val="24"/>
-        </w:rPr>
-        <w:t xml:space="preserve"> Ut-231-049-0003</w:t>
-      </w:r>
-      <w:r>
-        <w:rPr>
-          <w:rFonts w:ascii="Times New Roman" w:eastAsia="Times New Roman" w:hAnsi="Times New Roman" w:cs="Times New Roman"/>
-          <w:sz w:val="24"/>
-          <w:szCs w:val="24"/>
-        </w:rPr>
-        <w:br/>
-      </w:r>
-      <w:r>
-        <w:rPr>
-          <w:rFonts w:ascii="Times New Roman" w:eastAsia="Times New Roman" w:hAnsi="Times New Roman" w:cs="Times New Roman"/>
-          <w:b/>
-          <w:bCs/>
-          <w:sz w:val="24"/>
-          <w:szCs w:val="24"/>
-        </w:rPr>
-        <w:t>Registration No:</w:t>
-      </w:r>
-      <w:r>
-        <w:rPr>
-          <w:rFonts w:ascii="Times New Roman" w:eastAsia="Times New Roman" w:hAnsi="Times New Roman" w:cs="Times New Roman"/>
-          <w:sz w:val="24"/>
-          <w:szCs w:val="24"/>
-        </w:rPr>
-        <w:t xml:space="preserve"> 23084898</w:t>
-      </w:r>
-      <w:r>
-        <w:rPr>
-          <w:rFonts w:ascii="Times New Roman" w:eastAsia="Times New Roman" w:hAnsi="Times New Roman" w:cs="Times New Roman"/>
-          <w:sz w:val="24"/>
-          <w:szCs w:val="24"/>
-        </w:rPr>
-        <w:br/>
-      </w:r>
-      <w:r>
-        <w:rPr>
-          <w:rFonts w:ascii="Times New Roman" w:eastAsia="Times New Roman" w:hAnsi="Times New Roman" w:cs="Times New Roman"/>
-          <w:b/>
-          <w:bCs/>
-          <w:sz w:val="24"/>
-          <w:szCs w:val="24"/>
-        </w:rPr>
-        <w:t>Department:</w:t>
-      </w:r>
-      <w:r>
-        <w:rPr>
-          <w:rFonts w:ascii="Times New Roman" w:eastAsia="Times New Roman" w:hAnsi="Times New Roman" w:cs="Times New Roman"/>
-          <w:sz w:val="24"/>
-          <w:szCs w:val="24"/>
-        </w:rPr>
-        <w:t xml:space="preserve"> BCA 6th Semester</w:t>
-      </w:r>
-      <w:r>
-        <w:rPr>
-          <w:rFonts w:ascii="Times New Roman" w:eastAsia="Times New Roman" w:hAnsi="Times New Roman" w:cs="Times New Roman"/>
-          <w:sz w:val="24"/>
-          <w:szCs w:val="24"/>
-        </w:rPr>
-        <w:br/>
-        <w:t>Icon Commerce College</w:t>
-      </w:r>
-    </w:p>
-    <w:p>
-      <w:r>
-        <w:br w:type="page"/>
+        <w:t>CERTIFICATE</w:t>
       </w:r>
     </w:p>
     <w:p>
@@ -1053,7 +540,318 @@
         <w:keepNext/>
         <w:spacing w:before="360" w:after="240"/>
         <w:jc w:val="center"/>
-      </w:pPr>
+        <w:rPr>
+          <w:sz w:val="28"/>
+          <w:szCs w:val="28"/>
+        </w:rPr>
+      </w:pPr>
+      <w:r>
+        <w:rPr>
+          <w:rFonts w:ascii="Times New Roman" w:eastAsia="Times New Roman" w:hAnsi="Times New Roman" w:cs="Times New Roman"/>
+          <w:b/>
+          <w:bCs/>
+          <w:sz w:val="28"/>
+          <w:szCs w:val="28"/>
+        </w:rPr>
+        <w:t>TO WHOM IT MAY CONCERN</w:t>
+      </w:r>
+    </w:p>
+    <w:p>
+      <w:pPr>
+        <w:keepNext/>
+        <w:spacing w:before="360" w:after="240"/>
+        <w:jc w:val="center"/>
+      </w:pPr>
+    </w:p>
+    <w:p>
+      <w:pPr>
+        <w:spacing w:after="120" w:line="360" w:lineRule="auto"/>
+        <w:jc w:val="both"/>
+      </w:pPr>
+      <w:r>
+        <w:rPr>
+          <w:rFonts w:ascii="Times New Roman" w:eastAsia="Times New Roman" w:hAnsi="Times New Roman" w:cs="Times New Roman"/>
+          <w:sz w:val="24"/>
+          <w:szCs w:val="24"/>
+        </w:rPr>
+        <w:t>This is to certify that the project entitled “A WEB-BASED STUDENT PORTAL AND MANAGEMENT SYSTEM” has been submitted by Abhishek Sharma (Roll No: UT-231-049-000</w:t>
+      </w:r>
+      <w:r>
+        <w:rPr>
+          <w:rFonts w:ascii="Times New Roman" w:eastAsia="Times New Roman" w:hAnsi="Times New Roman" w:cs="Times New Roman"/>
+          <w:sz w:val="24"/>
+          <w:szCs w:val="24"/>
+        </w:rPr>
+        <w:t>4</w:t>
+      </w:r>
+      <w:r>
+        <w:rPr>
+          <w:rFonts w:ascii="Times New Roman" w:eastAsia="Times New Roman" w:hAnsi="Times New Roman" w:cs="Times New Roman"/>
+          <w:sz w:val="24"/>
+          <w:szCs w:val="24"/>
+        </w:rPr>
+        <w:t>, Registration No: 23084898) in partial fulfilment of the requirements for the degree of Bachelor of Computer Applications (BCA), 6th Semester, at Icon Commerce College, Gauhati University, during the Academic Session 202</w:t>
+      </w:r>
+      <w:r>
+        <w:rPr>
+          <w:rFonts w:ascii="Times New Roman" w:eastAsia="Times New Roman" w:hAnsi="Times New Roman" w:cs="Times New Roman"/>
+          <w:sz w:val="24"/>
+          <w:szCs w:val="24"/>
+        </w:rPr>
+        <w:t>6</w:t>
+      </w:r>
+      <w:r>
+        <w:rPr>
+          <w:rFonts w:ascii="Times New Roman" w:eastAsia="Times New Roman" w:hAnsi="Times New Roman" w:cs="Times New Roman"/>
+          <w:sz w:val="24"/>
+          <w:szCs w:val="24"/>
+        </w:rPr>
+        <w:t>–2</w:t>
+      </w:r>
+      <w:r>
+        <w:rPr>
+          <w:rFonts w:ascii="Times New Roman" w:eastAsia="Times New Roman" w:hAnsi="Times New Roman" w:cs="Times New Roman"/>
+          <w:sz w:val="24"/>
+          <w:szCs w:val="24"/>
+        </w:rPr>
+        <w:t>7</w:t>
+      </w:r>
+      <w:r>
+        <w:rPr>
+          <w:rFonts w:ascii="Times New Roman" w:eastAsia="Times New Roman" w:hAnsi="Times New Roman" w:cs="Times New Roman"/>
+          <w:sz w:val="24"/>
+          <w:szCs w:val="24"/>
+        </w:rPr>
+        <w:t>.</w:t>
+      </w:r>
+    </w:p>
+    <w:p>
+      <w:pPr>
+        <w:spacing w:after="120" w:line="360" w:lineRule="auto"/>
+        <w:jc w:val="both"/>
+      </w:pPr>
+      <w:r>
+        <w:rPr>
+          <w:rFonts w:ascii="Times New Roman" w:eastAsia="Times New Roman" w:hAnsi="Times New Roman" w:cs="Times New Roman"/>
+          <w:sz w:val="24"/>
+          <w:szCs w:val="24"/>
+        </w:rPr>
+        <w:t>This is an authentic work carried out by the candidate under my supervision and guidance. The project has not been submitted to any other university or institution for the award of any degree or diploma.</w:t>
+      </w:r>
+    </w:p>
+    <w:p>
+      <w:pPr>
+        <w:spacing w:before="960" w:line="312" w:lineRule="auto"/>
+        <w:rPr>
+          <w:rFonts w:ascii="Times New Roman" w:eastAsia="Times New Roman" w:hAnsi="Times New Roman" w:cs="Times New Roman"/>
+          <w:sz w:val="24"/>
+          <w:szCs w:val="24"/>
+        </w:rPr>
+      </w:pPr>
+      <w:r>
+        <w:rPr>
+          <w:rFonts w:ascii="Times New Roman" w:eastAsia="Times New Roman" w:hAnsi="Times New Roman" w:cs="Times New Roman"/>
+          <w:sz w:val="24"/>
+          <w:szCs w:val="24"/>
+        </w:rPr>
+        <w:t>Date: ____________________</w:t>
+      </w:r>
+      <w:r>
+        <w:rPr>
+          <w:rFonts w:ascii="Times New Roman" w:eastAsia="Times New Roman" w:hAnsi="Times New Roman" w:cs="Times New Roman"/>
+          <w:sz w:val="24"/>
+          <w:szCs w:val="24"/>
+        </w:rPr>
+        <w:br/>
+      </w:r>
+      <w:r>
+        <w:rPr>
+          <w:rFonts w:ascii="Times New Roman" w:eastAsia="Times New Roman" w:hAnsi="Times New Roman" w:cs="Times New Roman"/>
+          <w:sz w:val="24"/>
+          <w:szCs w:val="24"/>
+        </w:rPr>
+        <w:br/>
+      </w:r>
+    </w:p>
+    <w:p>
+      <w:pPr>
+        <w:spacing w:before="960" w:line="312" w:lineRule="auto"/>
+        <w:rPr>
+          <w:rFonts w:ascii="Times New Roman" w:eastAsia="Times New Roman" w:hAnsi="Times New Roman" w:cs="Times New Roman"/>
+          <w:sz w:val="24"/>
+          <w:szCs w:val="24"/>
+        </w:rPr>
+      </w:pPr>
+    </w:p>
+    <w:p>
+      <w:pPr>
+        <w:spacing w:before="960" w:line="312" w:lineRule="auto"/>
+      </w:pPr>
+      <w:r>
+        <w:rPr>
+          <w:rFonts w:ascii="Times New Roman" w:eastAsia="Times New Roman" w:hAnsi="Times New Roman" w:cs="Times New Roman"/>
+          <w:b/>
+          <w:bCs/>
+          <w:sz w:val="24"/>
+          <w:szCs w:val="24"/>
+        </w:rPr>
+        <w:t>Name of the Guide:</w:t>
+      </w:r>
+      <w:r>
+        <w:rPr>
+          <w:rFonts w:ascii="Times New Roman" w:eastAsia="Times New Roman" w:hAnsi="Times New Roman" w:cs="Times New Roman"/>
+          <w:sz w:val="24"/>
+          <w:szCs w:val="24"/>
+        </w:rPr>
+        <w:t xml:space="preserve"> Manas Chakraborty</w:t>
+      </w:r>
+      <w:r>
+        <w:rPr>
+          <w:rFonts w:ascii="Times New Roman" w:eastAsia="Times New Roman" w:hAnsi="Times New Roman" w:cs="Times New Roman"/>
+          <w:sz w:val="24"/>
+          <w:szCs w:val="24"/>
+        </w:rPr>
+        <w:br/>
+      </w:r>
+      <w:r>
+        <w:rPr>
+          <w:rFonts w:ascii="Times New Roman" w:eastAsia="Times New Roman" w:hAnsi="Times New Roman" w:cs="Times New Roman"/>
+          <w:b/>
+          <w:bCs/>
+          <w:sz w:val="24"/>
+          <w:szCs w:val="24"/>
+        </w:rPr>
+        <w:t>Designation:</w:t>
+      </w:r>
+      <w:r>
+        <w:rPr>
+          <w:rFonts w:ascii="Times New Roman" w:eastAsia="Times New Roman" w:hAnsi="Times New Roman" w:cs="Times New Roman"/>
+          <w:sz w:val="24"/>
+          <w:szCs w:val="24"/>
+        </w:rPr>
+        <w:t xml:space="preserve"> Assistant Professor</w:t>
+      </w:r>
+      <w:r>
+        <w:rPr>
+          <w:rFonts w:ascii="Times New Roman" w:eastAsia="Times New Roman" w:hAnsi="Times New Roman" w:cs="Times New Roman"/>
+          <w:sz w:val="24"/>
+          <w:szCs w:val="24"/>
+        </w:rPr>
+        <w:br/>
+      </w:r>
+      <w:r>
+        <w:rPr>
+          <w:rFonts w:ascii="Times New Roman" w:eastAsia="Times New Roman" w:hAnsi="Times New Roman" w:cs="Times New Roman"/>
+          <w:b/>
+          <w:bCs/>
+          <w:sz w:val="24"/>
+          <w:szCs w:val="24"/>
+        </w:rPr>
+        <w:t>Department:</w:t>
+      </w:r>
+      <w:r>
+        <w:rPr>
+          <w:rFonts w:ascii="Times New Roman" w:eastAsia="Times New Roman" w:hAnsi="Times New Roman" w:cs="Times New Roman"/>
+          <w:sz w:val="24"/>
+          <w:szCs w:val="24"/>
+        </w:rPr>
+        <w:t xml:space="preserve"> Bachelor of Computer Application</w:t>
+      </w:r>
+      <w:r>
+        <w:rPr>
+          <w:rFonts w:ascii="Times New Roman" w:eastAsia="Times New Roman" w:hAnsi="Times New Roman" w:cs="Times New Roman"/>
+          <w:sz w:val="24"/>
+          <w:szCs w:val="24"/>
+        </w:rPr>
+        <w:br/>
+      </w:r>
+      <w:r>
+        <w:rPr>
+          <w:rFonts w:ascii="Times New Roman" w:eastAsia="Times New Roman" w:hAnsi="Times New Roman" w:cs="Times New Roman"/>
+          <w:b/>
+          <w:bCs/>
+          <w:sz w:val="24"/>
+          <w:szCs w:val="24"/>
+        </w:rPr>
+        <w:t>Institution:</w:t>
+      </w:r>
+      <w:r>
+        <w:rPr>
+          <w:rFonts w:ascii="Times New Roman" w:eastAsia="Times New Roman" w:hAnsi="Times New Roman" w:cs="Times New Roman"/>
+          <w:sz w:val="24"/>
+          <w:szCs w:val="24"/>
+        </w:rPr>
+        <w:t xml:space="preserve"> Icon Commerce College</w:t>
+      </w:r>
+      <w:r>
+        <w:rPr>
+          <w:rFonts w:ascii="Times New Roman" w:eastAsia="Times New Roman" w:hAnsi="Times New Roman" w:cs="Times New Roman"/>
+          <w:sz w:val="24"/>
+          <w:szCs w:val="24"/>
+        </w:rPr>
+        <w:br/>
+      </w:r>
+      <w:r>
+        <w:rPr>
+          <w:rFonts w:ascii="Times New Roman" w:eastAsia="Times New Roman" w:hAnsi="Times New Roman" w:cs="Times New Roman"/>
+          <w:b/>
+          <w:bCs/>
+          <w:sz w:val="24"/>
+          <w:szCs w:val="24"/>
+        </w:rPr>
+        <w:t>Guwahati</w:t>
+      </w:r>
+      <w:r>
+        <w:rPr>
+          <w:rFonts w:ascii="Times New Roman" w:eastAsia="Times New Roman" w:hAnsi="Times New Roman" w:cs="Times New Roman"/>
+          <w:sz w:val="24"/>
+          <w:szCs w:val="24"/>
+        </w:rPr>
+        <w:t xml:space="preserve"> – </w:t>
+      </w:r>
+      <w:r>
+        <w:rPr>
+          <w:rFonts w:ascii="Times New Roman" w:eastAsia="Times New Roman" w:hAnsi="Times New Roman" w:cs="Times New Roman"/>
+          <w:b/>
+          <w:bCs/>
+          <w:sz w:val="24"/>
+          <w:szCs w:val="24"/>
+        </w:rPr>
+        <w:t>781003</w:t>
+      </w:r>
+      <w:r>
+        <w:rPr>
+          <w:rFonts w:ascii="Times New Roman" w:eastAsia="Times New Roman" w:hAnsi="Times New Roman" w:cs="Times New Roman"/>
+          <w:sz w:val="24"/>
+          <w:szCs w:val="24"/>
+        </w:rPr>
+        <w:br/>
+      </w:r>
+      <w:r>
+        <w:rPr>
+          <w:rFonts w:ascii="Times New Roman" w:eastAsia="Times New Roman" w:hAnsi="Times New Roman" w:cs="Times New Roman"/>
+          <w:sz w:val="24"/>
+          <w:szCs w:val="24"/>
+        </w:rPr>
+        <w:br/>
+      </w:r>
+      <w:r>
+        <w:rPr>
+          <w:rFonts w:ascii="Times New Roman" w:eastAsia="Times New Roman" w:hAnsi="Times New Roman" w:cs="Times New Roman"/>
+          <w:sz w:val="24"/>
+          <w:szCs w:val="24"/>
+        </w:rPr>
+        <w:br/>
+        <w:t>Signature of the Guide: ____________________</w:t>
+      </w:r>
+    </w:p>
+    <w:p>
+      <w:pPr>
+        <w:jc w:val="center"/>
+      </w:pPr>
+      <w:r>
+        <w:br w:type="page"/>
+      </w:r>
       <w:r>
         <w:rPr>
           <w:rFonts w:ascii="Times New Roman" w:eastAsia="Times New Roman" w:hAnsi="Times New Roman" w:cs="Times New Roman"/>
@@ -1063,6 +861,235 @@
           <w:szCs w:val="32"/>
         </w:rPr>
         <w:lastRenderedPageBreak/>
+        <w:t>DECLARATION</w:t>
+      </w:r>
+    </w:p>
+    <w:p>
+      <w:pPr>
+        <w:spacing w:after="120" w:line="360" w:lineRule="auto"/>
+        <w:jc w:val="both"/>
+      </w:pPr>
+      <w:r>
+        <w:rPr>
+          <w:rFonts w:ascii="Times New Roman" w:eastAsia="Times New Roman" w:hAnsi="Times New Roman" w:cs="Times New Roman"/>
+          <w:sz w:val="24"/>
+          <w:szCs w:val="24"/>
+        </w:rPr>
+        <w:t>I hereby declare that the project report “A Web-Based Student Portal and Management System”, submitted in partial fulfilment of the requirement for the degree of Bachelor of Computer Application (BCA) in Icon Commerce College, under Gauhati University, is my original work and has not been submitted for the award of any other degree, diploma, fellowship, or other similar titles elsewhere.</w:t>
+      </w:r>
+    </w:p>
+    <w:p>
+      <w:pPr>
+        <w:spacing w:before="960" w:line="312" w:lineRule="auto"/>
+        <w:rPr>
+          <w:rFonts w:ascii="Times New Roman" w:eastAsia="Times New Roman" w:hAnsi="Times New Roman" w:cs="Times New Roman"/>
+          <w:sz w:val="24"/>
+          <w:szCs w:val="24"/>
+        </w:rPr>
+      </w:pPr>
+      <w:r>
+        <w:rPr>
+          <w:rFonts w:ascii="Times New Roman" w:eastAsia="Times New Roman" w:hAnsi="Times New Roman" w:cs="Times New Roman"/>
+          <w:sz w:val="24"/>
+          <w:szCs w:val="24"/>
+        </w:rPr>
+        <w:t>Date: ____________________                                                 Signature: ________________</w:t>
+      </w:r>
+      <w:r>
+        <w:rPr>
+          <w:rFonts w:ascii="Times New Roman" w:eastAsia="Times New Roman" w:hAnsi="Times New Roman" w:cs="Times New Roman"/>
+          <w:sz w:val="24"/>
+          <w:szCs w:val="24"/>
+        </w:rPr>
+        <w:br/>
+        <w:t xml:space="preserve">Place: Guwahati                                                </w:t>
+      </w:r>
+      <w:r>
+        <w:rPr>
+          <w:rFonts w:ascii="Times New Roman" w:eastAsia="Times New Roman" w:hAnsi="Times New Roman" w:cs="Times New Roman"/>
+          <w:sz w:val="24"/>
+          <w:szCs w:val="24"/>
+        </w:rPr>
+        <w:br/>
+      </w:r>
+      <w:r>
+        <w:rPr>
+          <w:rFonts w:ascii="Times New Roman" w:eastAsia="Times New Roman" w:hAnsi="Times New Roman" w:cs="Times New Roman"/>
+          <w:sz w:val="24"/>
+          <w:szCs w:val="24"/>
+        </w:rPr>
+        <w:br/>
+        <w:t xml:space="preserve">                                                                                                </w:t>
+      </w:r>
+    </w:p>
+    <w:p>
+      <w:pPr>
+        <w:spacing w:before="960" w:line="312" w:lineRule="auto"/>
+        <w:rPr>
+          <w:rFonts w:ascii="Times New Roman" w:eastAsia="Times New Roman" w:hAnsi="Times New Roman" w:cs="Times New Roman"/>
+          <w:sz w:val="24"/>
+          <w:szCs w:val="24"/>
+        </w:rPr>
+      </w:pPr>
+    </w:p>
+    <w:p>
+      <w:pPr>
+        <w:spacing w:before="960" w:line="312" w:lineRule="auto"/>
+        <w:rPr>
+          <w:rFonts w:ascii="Times New Roman" w:eastAsia="Times New Roman" w:hAnsi="Times New Roman" w:cs="Times New Roman"/>
+          <w:sz w:val="24"/>
+          <w:szCs w:val="24"/>
+        </w:rPr>
+      </w:pPr>
+    </w:p>
+    <w:p>
+      <w:pPr>
+        <w:spacing w:before="960" w:line="312" w:lineRule="auto"/>
+        <w:rPr>
+          <w:rFonts w:ascii="Times New Roman" w:eastAsia="Times New Roman" w:hAnsi="Times New Roman" w:cs="Times New Roman"/>
+          <w:sz w:val="24"/>
+          <w:szCs w:val="24"/>
+        </w:rPr>
+      </w:pPr>
+    </w:p>
+    <w:p>
+      <w:pPr>
+        <w:spacing w:before="960" w:line="312" w:lineRule="auto"/>
+      </w:pPr>
+      <w:r>
+        <w:rPr>
+          <w:rFonts w:ascii="Times New Roman" w:eastAsia="Times New Roman" w:hAnsi="Times New Roman" w:cs="Times New Roman"/>
+          <w:b/>
+          <w:bCs/>
+          <w:sz w:val="24"/>
+          <w:szCs w:val="24"/>
+        </w:rPr>
+        <w:t>Name:</w:t>
+      </w:r>
+      <w:r>
+        <w:rPr>
+          <w:rFonts w:ascii="Times New Roman" w:eastAsia="Times New Roman" w:hAnsi="Times New Roman" w:cs="Times New Roman"/>
+          <w:sz w:val="24"/>
+          <w:szCs w:val="24"/>
+        </w:rPr>
+        <w:t xml:space="preserve"> Abhishek Sharma</w:t>
+      </w:r>
+      <w:r>
+        <w:rPr>
+          <w:rFonts w:ascii="Times New Roman" w:eastAsia="Times New Roman" w:hAnsi="Times New Roman" w:cs="Times New Roman"/>
+          <w:sz w:val="24"/>
+          <w:szCs w:val="24"/>
+        </w:rPr>
+        <w:br/>
+      </w:r>
+      <w:r>
+        <w:rPr>
+          <w:rFonts w:ascii="Times New Roman" w:eastAsia="Times New Roman" w:hAnsi="Times New Roman" w:cs="Times New Roman"/>
+          <w:b/>
+          <w:bCs/>
+          <w:sz w:val="24"/>
+          <w:szCs w:val="24"/>
+        </w:rPr>
+        <w:t>Roll No:</w:t>
+      </w:r>
+      <w:r>
+        <w:rPr>
+          <w:rFonts w:ascii="Times New Roman" w:eastAsia="Times New Roman" w:hAnsi="Times New Roman" w:cs="Times New Roman"/>
+          <w:sz w:val="24"/>
+          <w:szCs w:val="24"/>
+        </w:rPr>
+        <w:t xml:space="preserve"> Ut-231-049-0003</w:t>
+      </w:r>
+      <w:r>
+        <w:rPr>
+          <w:rFonts w:ascii="Times New Roman" w:eastAsia="Times New Roman" w:hAnsi="Times New Roman" w:cs="Times New Roman"/>
+          <w:sz w:val="24"/>
+          <w:szCs w:val="24"/>
+        </w:rPr>
+        <w:br/>
+      </w:r>
+      <w:r>
+        <w:rPr>
+          <w:rFonts w:ascii="Times New Roman" w:eastAsia="Times New Roman" w:hAnsi="Times New Roman" w:cs="Times New Roman"/>
+          <w:b/>
+          <w:bCs/>
+          <w:sz w:val="24"/>
+          <w:szCs w:val="24"/>
+        </w:rPr>
+        <w:t>Registration No:</w:t>
+      </w:r>
+      <w:r>
+        <w:rPr>
+          <w:rFonts w:ascii="Times New Roman" w:eastAsia="Times New Roman" w:hAnsi="Times New Roman" w:cs="Times New Roman"/>
+          <w:sz w:val="24"/>
+          <w:szCs w:val="24"/>
+        </w:rPr>
+        <w:t xml:space="preserve"> 23084898</w:t>
+      </w:r>
+      <w:r>
+        <w:rPr>
+          <w:rFonts w:ascii="Times New Roman" w:eastAsia="Times New Roman" w:hAnsi="Times New Roman" w:cs="Times New Roman"/>
+          <w:sz w:val="24"/>
+          <w:szCs w:val="24"/>
+        </w:rPr>
+        <w:br/>
+      </w:r>
+      <w:r>
+        <w:rPr>
+          <w:rFonts w:ascii="Times New Roman" w:eastAsia="Times New Roman" w:hAnsi="Times New Roman" w:cs="Times New Roman"/>
+          <w:b/>
+          <w:bCs/>
+          <w:sz w:val="24"/>
+          <w:szCs w:val="24"/>
+        </w:rPr>
+        <w:t>Department:</w:t>
+      </w:r>
+      <w:r>
+        <w:rPr>
+          <w:rFonts w:ascii="Times New Roman" w:eastAsia="Times New Roman" w:hAnsi="Times New Roman" w:cs="Times New Roman"/>
+          <w:sz w:val="24"/>
+          <w:szCs w:val="24"/>
+        </w:rPr>
+        <w:t xml:space="preserve"> BCA 6th Semester</w:t>
+      </w:r>
+      <w:r>
+        <w:rPr>
+          <w:rFonts w:ascii="Times New Roman" w:eastAsia="Times New Roman" w:hAnsi="Times New Roman" w:cs="Times New Roman"/>
+          <w:sz w:val="24"/>
+          <w:szCs w:val="24"/>
+        </w:rPr>
+        <w:t xml:space="preserve"> (FYUGP)</w:t>
+      </w:r>
+      <w:r>
+        <w:rPr>
+          <w:rFonts w:ascii="Times New Roman" w:eastAsia="Times New Roman" w:hAnsi="Times New Roman" w:cs="Times New Roman"/>
+          <w:sz w:val="24"/>
+          <w:szCs w:val="24"/>
+        </w:rPr>
+        <w:br/>
+        <w:t>Icon Commerce College</w:t>
+      </w:r>
+    </w:p>
+    <w:p>
+      <w:r>
+        <w:br w:type="page"/>
+      </w:r>
+    </w:p>
+    <w:p>
+      <w:pPr>
+        <w:keepNext/>
+        <w:spacing w:before="360" w:after="240"/>
+        <w:jc w:val="center"/>
+      </w:pPr>
+      <w:r>
+        <w:rPr>
+          <w:rFonts w:ascii="Times New Roman" w:eastAsia="Times New Roman" w:hAnsi="Times New Roman" w:cs="Times New Roman"/>
+          <w:b/>
+          <w:bCs/>
+          <w:sz w:val="32"/>
+          <w:szCs w:val="32"/>
+        </w:rPr>
+        <w:lastRenderedPageBreak/>
         <w:t>ACKNOWLEDGEMENT</w:t>
       </w:r>
     </w:p>
@@ -1071,23 +1098,13 @@
         <w:spacing w:after="120" w:line="360" w:lineRule="auto"/>
         <w:jc w:val="both"/>
       </w:pPr>
-      <w:proofErr w:type="gramStart"/>
-      <w:r>
-        <w:rPr>
-          <w:rFonts w:ascii="Times New Roman" w:eastAsia="Times New Roman" w:hAnsi="Times New Roman" w:cs="Times New Roman"/>
-          <w:sz w:val="24"/>
-          <w:szCs w:val="24"/>
-        </w:rPr>
-        <w:t>First of all</w:t>
-      </w:r>
-      <w:proofErr w:type="gramEnd"/>
-      <w:r>
-        <w:rPr>
-          <w:rFonts w:ascii="Times New Roman" w:eastAsia="Times New Roman" w:hAnsi="Times New Roman" w:cs="Times New Roman"/>
-          <w:sz w:val="24"/>
-          <w:szCs w:val="24"/>
-        </w:rPr>
-        <w:t>, I would like to express my sincere gratitude to my project guide and mentor, Manas Chakraborty, Assistant Professor, Department of Computer Application, for instilling confidence in me, providing invaluable guidance, offering critical feedback, and sparing his valuable time throughout the duration of this project work.</w:t>
+      <w:r>
+        <w:rPr>
+          <w:rFonts w:ascii="Times New Roman" w:eastAsia="Times New Roman" w:hAnsi="Times New Roman" w:cs="Times New Roman"/>
+          <w:sz w:val="24"/>
+          <w:szCs w:val="24"/>
+        </w:rPr>
+        <w:t>First of all, I would like to express my sincere gratitude to my project guide and mentor, Manas Chakraborty, Assistant Professor, Department of Computer Application, for instilling confidence in me, providing invaluable guidance, offering critical feedback, and sparing his valuable time throughout the duration of this project work.</w:t>
       </w:r>
     </w:p>
     <w:p>
@@ -1101,25 +1118,23 @@
           <w:sz w:val="24"/>
           <w:szCs w:val="24"/>
         </w:rPr>
-        <w:t xml:space="preserve">It is my distinct honor to thank Dr. Mandira Saha, Principal of Icon Commerce College, and Tridib Kr. </w:t>
-      </w:r>
-      <w:proofErr w:type="spellStart"/>
-      <w:r>
-        <w:rPr>
-          <w:rFonts w:ascii="Times New Roman" w:eastAsia="Times New Roman" w:hAnsi="Times New Roman" w:cs="Times New Roman"/>
-          <w:sz w:val="24"/>
-          <w:szCs w:val="24"/>
-        </w:rPr>
-        <w:t>Handique</w:t>
-      </w:r>
-      <w:proofErr w:type="spellEnd"/>
-      <w:r>
-        <w:rPr>
-          <w:rFonts w:ascii="Times New Roman" w:eastAsia="Times New Roman" w:hAnsi="Times New Roman" w:cs="Times New Roman"/>
-          <w:sz w:val="24"/>
-          <w:szCs w:val="24"/>
-        </w:rPr>
-        <w:t>, Co-Ordinator of the B.C.A Department, for providing excellent academic infrastructure, encouragement, and the necessary permissions to undertake this project work successfully.</w:t>
+        <w:t>It is my distinct honor to thank Dr. Mandira Saha, Principal of Icon Commerce College</w:t>
+      </w:r>
+      <w:r>
+        <w:rPr>
+          <w:rFonts w:ascii="Times New Roman" w:eastAsia="Times New Roman" w:hAnsi="Times New Roman" w:cs="Times New Roman"/>
+          <w:sz w:val="24"/>
+          <w:szCs w:val="24"/>
+        </w:rPr>
+        <w:t xml:space="preserve"> </w:t>
+      </w:r>
+      <w:r>
+        <w:rPr>
+          <w:rFonts w:ascii="Times New Roman" w:eastAsia="Times New Roman" w:hAnsi="Times New Roman" w:cs="Times New Roman"/>
+          <w:sz w:val="24"/>
+          <w:szCs w:val="24"/>
+        </w:rPr>
+        <w:t>for providing excellent academic infrastructure, encouragement, and the necessary permissions to undertake this project work successfully.</w:t>
       </w:r>
     </w:p>
     <w:p>
@@ -1306,13 +1321,6 @@
           <w:szCs w:val="24"/>
         </w:rPr>
         <w:br/>
-      </w:r>
-      <w:r>
-        <w:rPr>
-          <w:rFonts w:ascii="Times New Roman" w:eastAsia="Times New Roman" w:hAnsi="Times New Roman" w:cs="Times New Roman"/>
-          <w:sz w:val="24"/>
-          <w:szCs w:val="24"/>
-        </w:rPr>
         <w:t>Icon Commerce College</w:t>
       </w:r>
     </w:p>
@@ -1427,7 +1435,7 @@
               <w:rPr>
                 <w:rFonts w:ascii="Times New Roman" w:eastAsia="Times New Roman" w:hAnsi="Times New Roman" w:cs="Times New Roman"/>
               </w:rPr>
-              <w:t>Certificate</w:t>
+              <w:t>Chapter 1: Introduction</w:t>
             </w:r>
           </w:p>
         </w:tc>
@@ -1446,7 +1454,7 @@
               <w:rPr>
                 <w:rFonts w:ascii="Times New Roman" w:eastAsia="Times New Roman" w:hAnsi="Times New Roman" w:cs="Times New Roman"/>
               </w:rPr>
-              <w:t>ii</w:t>
+              <w:t>1</w:t>
             </w:r>
           </w:p>
         </w:tc>
@@ -1470,7 +1478,7 @@
               <w:rPr>
                 <w:rFonts w:ascii="Times New Roman" w:eastAsia="Times New Roman" w:hAnsi="Times New Roman" w:cs="Times New Roman"/>
               </w:rPr>
-              <w:t>Declaration</w:t>
+              <w:t xml:space="preserve">    1.1 Background</w:t>
             </w:r>
           </w:p>
         </w:tc>
@@ -1489,7 +1497,7 @@
               <w:rPr>
                 <w:rFonts w:ascii="Times New Roman" w:eastAsia="Times New Roman" w:hAnsi="Times New Roman" w:cs="Times New Roman"/>
               </w:rPr>
-              <w:t>iii</w:t>
+              <w:t>1</w:t>
             </w:r>
           </w:p>
         </w:tc>
@@ -1513,7 +1521,7 @@
               <w:rPr>
                 <w:rFonts w:ascii="Times New Roman" w:eastAsia="Times New Roman" w:hAnsi="Times New Roman" w:cs="Times New Roman"/>
               </w:rPr>
-              <w:t>Acknowledgement</w:t>
+              <w:t xml:space="preserve">    1.2 Problem Statement</w:t>
             </w:r>
           </w:p>
         </w:tc>
@@ -1532,7 +1540,7 @@
               <w:rPr>
                 <w:rFonts w:ascii="Times New Roman" w:eastAsia="Times New Roman" w:hAnsi="Times New Roman" w:cs="Times New Roman"/>
               </w:rPr>
-              <w:t>iv</w:t>
+              <w:t>1</w:t>
             </w:r>
           </w:p>
         </w:tc>
@@ -1556,7 +1564,7 @@
               <w:rPr>
                 <w:rFonts w:ascii="Times New Roman" w:eastAsia="Times New Roman" w:hAnsi="Times New Roman" w:cs="Times New Roman"/>
               </w:rPr>
-              <w:t>Chapter 1: Introduction</w:t>
+              <w:t xml:space="preserve">    1.3 Proposed Solution</w:t>
             </w:r>
           </w:p>
         </w:tc>
@@ -1575,7 +1583,7 @@
               <w:rPr>
                 <w:rFonts w:ascii="Times New Roman" w:eastAsia="Times New Roman" w:hAnsi="Times New Roman" w:cs="Times New Roman"/>
               </w:rPr>
-              <w:t>1</w:t>
+              <w:t>2</w:t>
             </w:r>
           </w:p>
         </w:tc>
@@ -1599,7 +1607,7 @@
               <w:rPr>
                 <w:rFonts w:ascii="Times New Roman" w:eastAsia="Times New Roman" w:hAnsi="Times New Roman" w:cs="Times New Roman"/>
               </w:rPr>
-              <w:t xml:space="preserve">    1.1 Background</w:t>
+              <w:t>Chapter 2: Requirement Specification</w:t>
             </w:r>
           </w:p>
         </w:tc>
@@ -1618,7 +1626,7 @@
               <w:rPr>
                 <w:rFonts w:ascii="Times New Roman" w:eastAsia="Times New Roman" w:hAnsi="Times New Roman" w:cs="Times New Roman"/>
               </w:rPr>
-              <w:t>1</w:t>
+              <w:t>3</w:t>
             </w:r>
           </w:p>
         </w:tc>
@@ -1642,7 +1650,7 @@
               <w:rPr>
                 <w:rFonts w:ascii="Times New Roman" w:eastAsia="Times New Roman" w:hAnsi="Times New Roman" w:cs="Times New Roman"/>
               </w:rPr>
-              <w:t xml:space="preserve">    1.2 Problem Statement</w:t>
+              <w:t xml:space="preserve">    2.1 System Requirements</w:t>
             </w:r>
           </w:p>
         </w:tc>
@@ -1661,7 +1669,7 @@
               <w:rPr>
                 <w:rFonts w:ascii="Times New Roman" w:eastAsia="Times New Roman" w:hAnsi="Times New Roman" w:cs="Times New Roman"/>
               </w:rPr>
-              <w:t>1</w:t>
+              <w:t>3</w:t>
             </w:r>
           </w:p>
         </w:tc>
@@ -1685,7 +1693,7 @@
               <w:rPr>
                 <w:rFonts w:ascii="Times New Roman" w:eastAsia="Times New Roman" w:hAnsi="Times New Roman" w:cs="Times New Roman"/>
               </w:rPr>
-              <w:t xml:space="preserve">    1.3 Proposed Solution</w:t>
+              <w:t xml:space="preserve">    2.2 Technologies Used</w:t>
             </w:r>
           </w:p>
         </w:tc>
@@ -1704,7 +1712,7 @@
               <w:rPr>
                 <w:rFonts w:ascii="Times New Roman" w:eastAsia="Times New Roman" w:hAnsi="Times New Roman" w:cs="Times New Roman"/>
               </w:rPr>
-              <w:t>2</w:t>
+              <w:t>3</w:t>
             </w:r>
           </w:p>
         </w:tc>
@@ -1728,7 +1736,7 @@
               <w:rPr>
                 <w:rFonts w:ascii="Times New Roman" w:eastAsia="Times New Roman" w:hAnsi="Times New Roman" w:cs="Times New Roman"/>
               </w:rPr>
-              <w:t>Chapter 2: Requirement Specification</w:t>
+              <w:t>Chapter 3: Objectives of the Project</w:t>
             </w:r>
           </w:p>
         </w:tc>
@@ -1747,7 +1755,7 @@
               <w:rPr>
                 <w:rFonts w:ascii="Times New Roman" w:eastAsia="Times New Roman" w:hAnsi="Times New Roman" w:cs="Times New Roman"/>
               </w:rPr>
-              <w:t>3</w:t>
+              <w:t>6</w:t>
             </w:r>
           </w:p>
         </w:tc>
@@ -1771,7 +1779,7 @@
               <w:rPr>
                 <w:rFonts w:ascii="Times New Roman" w:eastAsia="Times New Roman" w:hAnsi="Times New Roman" w:cs="Times New Roman"/>
               </w:rPr>
-              <w:t xml:space="preserve">    2.1 System Requirements</w:t>
+              <w:t>Chapter 4: Scope of the Project</w:t>
             </w:r>
           </w:p>
         </w:tc>
@@ -1790,7 +1798,7 @@
               <w:rPr>
                 <w:rFonts w:ascii="Times New Roman" w:eastAsia="Times New Roman" w:hAnsi="Times New Roman" w:cs="Times New Roman"/>
               </w:rPr>
-              <w:t>3</w:t>
+              <w:t>7</w:t>
             </w:r>
           </w:p>
         </w:tc>
@@ -1814,7 +1822,7 @@
               <w:rPr>
                 <w:rFonts w:ascii="Times New Roman" w:eastAsia="Times New Roman" w:hAnsi="Times New Roman" w:cs="Times New Roman"/>
               </w:rPr>
-              <w:t xml:space="preserve">    2.2 Technologies Used</w:t>
+              <w:t xml:space="preserve">    4.1 Functional Scope (In Scope)</w:t>
             </w:r>
           </w:p>
         </w:tc>
@@ -1833,7 +1841,7 @@
               <w:rPr>
                 <w:rFonts w:ascii="Times New Roman" w:eastAsia="Times New Roman" w:hAnsi="Times New Roman" w:cs="Times New Roman"/>
               </w:rPr>
-              <w:t>3</w:t>
+              <w:t>7</w:t>
             </w:r>
           </w:p>
         </w:tc>
@@ -1857,7 +1865,7 @@
               <w:rPr>
                 <w:rFonts w:ascii="Times New Roman" w:eastAsia="Times New Roman" w:hAnsi="Times New Roman" w:cs="Times New Roman"/>
               </w:rPr>
-              <w:t>Chapter 3: Objectives of the Project</w:t>
+              <w:t xml:space="preserve">    4.2 Out of Scope Limitations</w:t>
             </w:r>
           </w:p>
         </w:tc>
@@ -1876,7 +1884,7 @@
               <w:rPr>
                 <w:rFonts w:ascii="Times New Roman" w:eastAsia="Times New Roman" w:hAnsi="Times New Roman" w:cs="Times New Roman"/>
               </w:rPr>
-              <w:t>6</w:t>
+              <w:t>7</w:t>
             </w:r>
           </w:p>
         </w:tc>
@@ -1900,7 +1908,7 @@
               <w:rPr>
                 <w:rFonts w:ascii="Times New Roman" w:eastAsia="Times New Roman" w:hAnsi="Times New Roman" w:cs="Times New Roman"/>
               </w:rPr>
-              <w:t>Chapter 4: Scope of the Project</w:t>
+              <w:t>Chapter 5: System Analysis</w:t>
             </w:r>
           </w:p>
         </w:tc>
@@ -1919,7 +1927,7 @@
               <w:rPr>
                 <w:rFonts w:ascii="Times New Roman" w:eastAsia="Times New Roman" w:hAnsi="Times New Roman" w:cs="Times New Roman"/>
               </w:rPr>
-              <w:t>7</w:t>
+              <w:t>9</w:t>
             </w:r>
           </w:p>
         </w:tc>
@@ -1943,7 +1951,7 @@
               <w:rPr>
                 <w:rFonts w:ascii="Times New Roman" w:eastAsia="Times New Roman" w:hAnsi="Times New Roman" w:cs="Times New Roman"/>
               </w:rPr>
-              <w:t xml:space="preserve">    4.1 Functional Scope (In Scope)</w:t>
+              <w:t xml:space="preserve">    5.1 Existing System and Limitations</w:t>
             </w:r>
           </w:p>
         </w:tc>
@@ -1962,7 +1970,7 @@
               <w:rPr>
                 <w:rFonts w:ascii="Times New Roman" w:eastAsia="Times New Roman" w:hAnsi="Times New Roman" w:cs="Times New Roman"/>
               </w:rPr>
-              <w:t>7</w:t>
+              <w:t>9</w:t>
             </w:r>
           </w:p>
         </w:tc>
@@ -1986,7 +1994,7 @@
               <w:rPr>
                 <w:rFonts w:ascii="Times New Roman" w:eastAsia="Times New Roman" w:hAnsi="Times New Roman" w:cs="Times New Roman"/>
               </w:rPr>
-              <w:t xml:space="preserve">    4.2 Out of Scope Limitations</w:t>
+              <w:t xml:space="preserve">    5.2 Proposed System</w:t>
             </w:r>
           </w:p>
         </w:tc>
@@ -2005,7 +2013,7 @@
               <w:rPr>
                 <w:rFonts w:ascii="Times New Roman" w:eastAsia="Times New Roman" w:hAnsi="Times New Roman" w:cs="Times New Roman"/>
               </w:rPr>
-              <w:t>7</w:t>
+              <w:t>9</w:t>
             </w:r>
           </w:p>
         </w:tc>
@@ -2029,7 +2037,7 @@
               <w:rPr>
                 <w:rFonts w:ascii="Times New Roman" w:eastAsia="Times New Roman" w:hAnsi="Times New Roman" w:cs="Times New Roman"/>
               </w:rPr>
-              <w:t>Chapter 5: System Analysis</w:t>
+              <w:t xml:space="preserve">    5.3 Feasibility Study</w:t>
             </w:r>
           </w:p>
         </w:tc>
@@ -2048,7 +2056,7 @@
               <w:rPr>
                 <w:rFonts w:ascii="Times New Roman" w:eastAsia="Times New Roman" w:hAnsi="Times New Roman" w:cs="Times New Roman"/>
               </w:rPr>
-              <w:t>9</w:t>
+              <w:t>10</w:t>
             </w:r>
           </w:p>
         </w:tc>
@@ -2072,7 +2080,7 @@
               <w:rPr>
                 <w:rFonts w:ascii="Times New Roman" w:eastAsia="Times New Roman" w:hAnsi="Times New Roman" w:cs="Times New Roman"/>
               </w:rPr>
-              <w:t xml:space="preserve">    5.1 Existing System and Limitations</w:t>
+              <w:t>Chapter 6: System Design</w:t>
             </w:r>
           </w:p>
         </w:tc>
@@ -2091,7 +2099,7 @@
               <w:rPr>
                 <w:rFonts w:ascii="Times New Roman" w:eastAsia="Times New Roman" w:hAnsi="Times New Roman" w:cs="Times New Roman"/>
               </w:rPr>
-              <w:t>9</w:t>
+              <w:t>12</w:t>
             </w:r>
           </w:p>
         </w:tc>
@@ -2115,7 +2123,7 @@
               <w:rPr>
                 <w:rFonts w:ascii="Times New Roman" w:eastAsia="Times New Roman" w:hAnsi="Times New Roman" w:cs="Times New Roman"/>
               </w:rPr>
-              <w:t xml:space="preserve">    5.2 Proposed System</w:t>
+              <w:t xml:space="preserve">    6.1 System Architecture</w:t>
             </w:r>
           </w:p>
         </w:tc>
@@ -2134,7 +2142,7 @@
               <w:rPr>
                 <w:rFonts w:ascii="Times New Roman" w:eastAsia="Times New Roman" w:hAnsi="Times New Roman" w:cs="Times New Roman"/>
               </w:rPr>
-              <w:t>9</w:t>
+              <w:t>12</w:t>
             </w:r>
           </w:p>
         </w:tc>
@@ -2158,7 +2166,7 @@
               <w:rPr>
                 <w:rFonts w:ascii="Times New Roman" w:eastAsia="Times New Roman" w:hAnsi="Times New Roman" w:cs="Times New Roman"/>
               </w:rPr>
-              <w:t xml:space="preserve">    5.3 Feasibility Study</w:t>
+              <w:t xml:space="preserve">    6.2 Data Flow Diagram (DFD)</w:t>
             </w:r>
           </w:p>
         </w:tc>
@@ -2177,7 +2185,7 @@
               <w:rPr>
                 <w:rFonts w:ascii="Times New Roman" w:eastAsia="Times New Roman" w:hAnsi="Times New Roman" w:cs="Times New Roman"/>
               </w:rPr>
-              <w:t>10</w:t>
+              <w:t>12</w:t>
             </w:r>
           </w:p>
         </w:tc>
@@ -2201,7 +2209,7 @@
               <w:rPr>
                 <w:rFonts w:ascii="Times New Roman" w:eastAsia="Times New Roman" w:hAnsi="Times New Roman" w:cs="Times New Roman"/>
               </w:rPr>
-              <w:t>Chapter 6: System Design</w:t>
+              <w:t xml:space="preserve">    6.3 Use Case Diagram</w:t>
             </w:r>
           </w:p>
         </w:tc>
@@ -2220,7 +2228,7 @@
               <w:rPr>
                 <w:rFonts w:ascii="Times New Roman" w:eastAsia="Times New Roman" w:hAnsi="Times New Roman" w:cs="Times New Roman"/>
               </w:rPr>
-              <w:t>12</w:t>
+              <w:t>13</w:t>
             </w:r>
           </w:p>
         </w:tc>
@@ -2244,7 +2252,7 @@
               <w:rPr>
                 <w:rFonts w:ascii="Times New Roman" w:eastAsia="Times New Roman" w:hAnsi="Times New Roman" w:cs="Times New Roman"/>
               </w:rPr>
-              <w:t xml:space="preserve">    6.1 System Architecture</w:t>
+              <w:t xml:space="preserve">    6.4 Entity-Relationship (ER) Diagram</w:t>
             </w:r>
           </w:p>
         </w:tc>
@@ -2263,7 +2271,7 @@
               <w:rPr>
                 <w:rFonts w:ascii="Times New Roman" w:eastAsia="Times New Roman" w:hAnsi="Times New Roman" w:cs="Times New Roman"/>
               </w:rPr>
-              <w:t>12</w:t>
+              <w:t>14</w:t>
             </w:r>
           </w:p>
         </w:tc>
@@ -2287,7 +2295,7 @@
               <w:rPr>
                 <w:rFonts w:ascii="Times New Roman" w:eastAsia="Times New Roman" w:hAnsi="Times New Roman" w:cs="Times New Roman"/>
               </w:rPr>
-              <w:t xml:space="preserve">    6.2 Data Flow Diagram (DFD)</w:t>
+              <w:t>Chapter 7: Database Design</w:t>
             </w:r>
           </w:p>
         </w:tc>
@@ -2306,7 +2314,7 @@
               <w:rPr>
                 <w:rFonts w:ascii="Times New Roman" w:eastAsia="Times New Roman" w:hAnsi="Times New Roman" w:cs="Times New Roman"/>
               </w:rPr>
-              <w:t>12</w:t>
+              <w:t>15</w:t>
             </w:r>
           </w:p>
         </w:tc>
@@ -2330,7 +2338,7 @@
               <w:rPr>
                 <w:rFonts w:ascii="Times New Roman" w:eastAsia="Times New Roman" w:hAnsi="Times New Roman" w:cs="Times New Roman"/>
               </w:rPr>
-              <w:t xml:space="preserve">    6.3 Use Case Diagram</w:t>
+              <w:t>Chapter 8: Implementation / Working</w:t>
             </w:r>
           </w:p>
         </w:tc>
@@ -2349,7 +2357,7 @@
               <w:rPr>
                 <w:rFonts w:ascii="Times New Roman" w:eastAsia="Times New Roman" w:hAnsi="Times New Roman" w:cs="Times New Roman"/>
               </w:rPr>
-              <w:t>13</w:t>
+              <w:t>19</w:t>
             </w:r>
           </w:p>
         </w:tc>
@@ -2373,7 +2381,7 @@
               <w:rPr>
                 <w:rFonts w:ascii="Times New Roman" w:eastAsia="Times New Roman" w:hAnsi="Times New Roman" w:cs="Times New Roman"/>
               </w:rPr>
-              <w:t xml:space="preserve">    6.4 Entity-Relationship (ER) Diagram</w:t>
+              <w:t>Chapter 9: Sample Screenshots</w:t>
             </w:r>
           </w:p>
         </w:tc>
@@ -2392,7 +2400,7 @@
               <w:rPr>
                 <w:rFonts w:ascii="Times New Roman" w:eastAsia="Times New Roman" w:hAnsi="Times New Roman" w:cs="Times New Roman"/>
               </w:rPr>
-              <w:t>14</w:t>
+              <w:t>23</w:t>
             </w:r>
           </w:p>
         </w:tc>
@@ -2416,7 +2424,7 @@
               <w:rPr>
                 <w:rFonts w:ascii="Times New Roman" w:eastAsia="Times New Roman" w:hAnsi="Times New Roman" w:cs="Times New Roman"/>
               </w:rPr>
-              <w:t>Chapter 7: Database Design</w:t>
+              <w:t>Chapter 10: Advantages &amp; Limitations</w:t>
             </w:r>
           </w:p>
         </w:tc>
@@ -2435,7 +2443,7 @@
               <w:rPr>
                 <w:rFonts w:ascii="Times New Roman" w:eastAsia="Times New Roman" w:hAnsi="Times New Roman" w:cs="Times New Roman"/>
               </w:rPr>
-              <w:t>15</w:t>
+              <w:t>27</w:t>
             </w:r>
           </w:p>
         </w:tc>
@@ -2459,7 +2467,7 @@
               <w:rPr>
                 <w:rFonts w:ascii="Times New Roman" w:eastAsia="Times New Roman" w:hAnsi="Times New Roman" w:cs="Times New Roman"/>
               </w:rPr>
-              <w:t>Chapter 8: Implementation / Working</w:t>
+              <w:t>Chapter 11: Future Enhancements</w:t>
             </w:r>
           </w:p>
         </w:tc>
@@ -2478,7 +2486,7 @@
               <w:rPr>
                 <w:rFonts w:ascii="Times New Roman" w:eastAsia="Times New Roman" w:hAnsi="Times New Roman" w:cs="Times New Roman"/>
               </w:rPr>
-              <w:t>19</w:t>
+              <w:t>29</w:t>
             </w:r>
           </w:p>
         </w:tc>
@@ -2503,135 +2511,6 @@
                 <w:rFonts w:ascii="Times New Roman" w:eastAsia="Times New Roman" w:hAnsi="Times New Roman" w:cs="Times New Roman"/>
               </w:rPr>
               <w:lastRenderedPageBreak/>
-              <w:t>Chapter 9: Sample Screenshots</w:t>
-            </w:r>
-          </w:p>
-        </w:tc>
-        <w:tc>
-          <w:tcPr>
-            <w:tcW w:w="4680" w:type="dxa"/>
-            <w:tcMar>
-              <w:top w:w="100" w:type="dxa"/>
-              <w:left w:w="150" w:type="dxa"/>
-              <w:bottom w:w="100" w:type="dxa"/>
-              <w:right w:w="150" w:type="dxa"/>
-            </w:tcMar>
-          </w:tcPr>
-          <w:p>
-            <w:r>
-              <w:rPr>
-                <w:rFonts w:ascii="Times New Roman" w:eastAsia="Times New Roman" w:hAnsi="Times New Roman" w:cs="Times New Roman"/>
-              </w:rPr>
-              <w:t>23</w:t>
-            </w:r>
-          </w:p>
-        </w:tc>
-      </w:tr>
-      <w:tr>
-        <w:trPr>
-          <w:jc w:val="center"/>
-        </w:trPr>
-        <w:tc>
-          <w:tcPr>
-            <w:tcW w:w="4680" w:type="dxa"/>
-            <w:tcMar>
-              <w:top w:w="100" w:type="dxa"/>
-              <w:left w:w="150" w:type="dxa"/>
-              <w:bottom w:w="100" w:type="dxa"/>
-              <w:right w:w="150" w:type="dxa"/>
-            </w:tcMar>
-          </w:tcPr>
-          <w:p>
-            <w:r>
-              <w:rPr>
-                <w:rFonts w:ascii="Times New Roman" w:eastAsia="Times New Roman" w:hAnsi="Times New Roman" w:cs="Times New Roman"/>
-              </w:rPr>
-              <w:t>Chapter 10: Advantages &amp; Limitations</w:t>
-            </w:r>
-          </w:p>
-        </w:tc>
-        <w:tc>
-          <w:tcPr>
-            <w:tcW w:w="4680" w:type="dxa"/>
-            <w:tcMar>
-              <w:top w:w="100" w:type="dxa"/>
-              <w:left w:w="150" w:type="dxa"/>
-              <w:bottom w:w="100" w:type="dxa"/>
-              <w:right w:w="150" w:type="dxa"/>
-            </w:tcMar>
-          </w:tcPr>
-          <w:p>
-            <w:r>
-              <w:rPr>
-                <w:rFonts w:ascii="Times New Roman" w:eastAsia="Times New Roman" w:hAnsi="Times New Roman" w:cs="Times New Roman"/>
-              </w:rPr>
-              <w:t>27</w:t>
-            </w:r>
-          </w:p>
-        </w:tc>
-      </w:tr>
-      <w:tr>
-        <w:trPr>
-          <w:jc w:val="center"/>
-        </w:trPr>
-        <w:tc>
-          <w:tcPr>
-            <w:tcW w:w="4680" w:type="dxa"/>
-            <w:tcMar>
-              <w:top w:w="100" w:type="dxa"/>
-              <w:left w:w="150" w:type="dxa"/>
-              <w:bottom w:w="100" w:type="dxa"/>
-              <w:right w:w="150" w:type="dxa"/>
-            </w:tcMar>
-          </w:tcPr>
-          <w:p>
-            <w:r>
-              <w:rPr>
-                <w:rFonts w:ascii="Times New Roman" w:eastAsia="Times New Roman" w:hAnsi="Times New Roman" w:cs="Times New Roman"/>
-              </w:rPr>
-              <w:t>Chapter 11: Future Enhancements</w:t>
-            </w:r>
-          </w:p>
-        </w:tc>
-        <w:tc>
-          <w:tcPr>
-            <w:tcW w:w="4680" w:type="dxa"/>
-            <w:tcMar>
-              <w:top w:w="100" w:type="dxa"/>
-              <w:left w:w="150" w:type="dxa"/>
-              <w:bottom w:w="100" w:type="dxa"/>
-              <w:right w:w="150" w:type="dxa"/>
-            </w:tcMar>
-          </w:tcPr>
-          <w:p>
-            <w:r>
-              <w:rPr>
-                <w:rFonts w:ascii="Times New Roman" w:eastAsia="Times New Roman" w:hAnsi="Times New Roman" w:cs="Times New Roman"/>
-              </w:rPr>
-              <w:t>29</w:t>
-            </w:r>
-          </w:p>
-        </w:tc>
-      </w:tr>
-      <w:tr>
-        <w:trPr>
-          <w:jc w:val="center"/>
-        </w:trPr>
-        <w:tc>
-          <w:tcPr>
-            <w:tcW w:w="4680" w:type="dxa"/>
-            <w:tcMar>
-              <w:top w:w="100" w:type="dxa"/>
-              <w:left w:w="150" w:type="dxa"/>
-              <w:bottom w:w="100" w:type="dxa"/>
-              <w:right w:w="150" w:type="dxa"/>
-            </w:tcMar>
-          </w:tcPr>
-          <w:p>
-            <w:r>
-              <w:rPr>
-                <w:rFonts w:ascii="Times New Roman" w:eastAsia="Times New Roman" w:hAnsi="Times New Roman" w:cs="Times New Roman"/>
-              </w:rPr>
               <w:t>Chapter 12: Conclusion</w:t>
             </w:r>
           </w:p>
@@ -2728,6 +2607,26 @@
     <w:p/>
     <w:p/>
     <w:p>
+      <w:pPr>
+        <w:sectPr>
+          <w:pgSz w:w="12240" w:h="15840"/>
+          <w:pgMar w:top="1440" w:right="1440" w:bottom="1440" w:left="1440" w:header="720" w:footer="720" w:gutter="0"/>
+          <w:pgBorders w:offsetFrom="page">
+            <w:top w:val="single" w:sz="4" w:space="24" w:color="auto"/>
+            <w:left w:val="single" w:sz="4" w:space="24" w:color="auto"/>
+            <w:bottom w:val="single" w:sz="4" w:space="24" w:color="auto"/>
+            <w:right w:val="single" w:sz="4" w:space="24" w:color="auto"/>
+          </w:pgBorders>
+          <w:pgNumType w:start="1"/>
+          <w:cols w:space="720"/>
+          <w:docGrid w:linePitch="299"/>
+        </w:sectPr>
+      </w:pPr>
+    </w:p>
+    <w:p>
+      <w:pPr>
+        <w:jc w:val="center"/>
+      </w:pPr>
       <w:r>
         <w:rPr>
           <w:rFonts w:ascii="Times New Roman" w:eastAsia="Times New Roman" w:hAnsi="Times New Roman" w:cs="Times New Roman"/>
@@ -2736,6 +2635,7 @@
           <w:sz w:val="32"/>
           <w:szCs w:val="32"/>
         </w:rPr>
+        <w:lastRenderedPageBreak/>
         <w:t>CHAPTER 1: INTRODUCTION</w:t>
       </w:r>
     </w:p>
@@ -2766,27 +2666,7 @@
           <w:sz w:val="24"/>
           <w:szCs w:val="24"/>
         </w:rPr>
-        <w:t xml:space="preserve">In modern higher education institutions, communication and information accessibility play a critical role in shaping the academic experience of students. Icon Commerce College, a premier educational center, serves hundreds of students across various streams. Currently, student services such as distributing academic notices, sharing day-to-day class timetables, allocating course resources, and managing feedback are managed through fragmented networks—physical notice boards, standalone emails, and third-party social messaging groups. This dispersion often results in missing critical academic updates, misplacing lecture resources, and creating </w:t>
-      </w:r>
-      <w:proofErr w:type="spellStart"/>
-      <w:proofErr w:type="gramStart"/>
-      <w:r>
-        <w:rPr>
-          <w:rFonts w:ascii="Times New Roman" w:eastAsia="Times New Roman" w:hAnsi="Times New Roman" w:cs="Times New Roman"/>
-          <w:sz w:val="24"/>
-          <w:szCs w:val="24"/>
-        </w:rPr>
-        <w:t>a</w:t>
-      </w:r>
-      <w:proofErr w:type="spellEnd"/>
-      <w:proofErr w:type="gramEnd"/>
-      <w:r>
-        <w:rPr>
-          <w:rFonts w:ascii="Times New Roman" w:eastAsia="Times New Roman" w:hAnsi="Times New Roman" w:cs="Times New Roman"/>
-          <w:sz w:val="24"/>
-          <w:szCs w:val="24"/>
-        </w:rPr>
-        <w:t xml:space="preserve"> information gap between the student body and the administration.</w:t>
+        <w:t>In modern higher education institutions, communication and information accessibility play a critical role in shaping the academic experience of students. Icon Commerce College, a premier educational center, serves hundreds of students across various streams. Currently, student services such as distributing academic notices, sharing day-to-day class timetables, allocating course resources, and managing feedback are managed through fragmented networks—physical notice boards, standalone emails, and third-party social messaging groups. This dispersion often results in missing critical academic updates, misplacing lecture resources, and creating a information gap between the student body and the administration.</w:t>
       </w:r>
     </w:p>
     <w:p>
@@ -3005,25 +2885,7 @@
           <w:sz w:val="24"/>
           <w:szCs w:val="24"/>
         </w:rPr>
-        <w:t xml:space="preserve">Students are provided with personal profiles where they can track active institutional notices, view daily structured timetables, download learning resources organized by department and semester, and submit feedback or queries directly to coordinators with clear status tracking. On the backend, administrators access a powerful management control dashboard showing student enrollment metrics, active notice broadcast controls, structured timetable configuration tables, resource upload managers, and </w:t>
-      </w:r>
-      <w:proofErr w:type="gramStart"/>
-      <w:r>
-        <w:rPr>
-          <w:rFonts w:ascii="Times New Roman" w:eastAsia="Times New Roman" w:hAnsi="Times New Roman" w:cs="Times New Roman"/>
-          <w:sz w:val="24"/>
-          <w:szCs w:val="24"/>
-        </w:rPr>
-        <w:t>a feedback</w:t>
-      </w:r>
-      <w:proofErr w:type="gramEnd"/>
-      <w:r>
-        <w:rPr>
-          <w:rFonts w:ascii="Times New Roman" w:eastAsia="Times New Roman" w:hAnsi="Times New Roman" w:cs="Times New Roman"/>
-          <w:sz w:val="24"/>
-          <w:szCs w:val="24"/>
-        </w:rPr>
-        <w:t xml:space="preserve"> redressal handler. This system transforms college communication into an audit-ready, organized, and reliable digital ecosystem.</w:t>
+        <w:t>Students are provided with personal profiles where they can track active institutional notices, view daily structured timetables, download learning resources organized by department and semester, and submit feedback or queries directly to coordinators with clear status tracking. On the backend, administrators access a powerful management control dashboard showing student enrollment metrics, active notice broadcast controls, structured timetable configuration tables, resource upload managers, and a feedback redressal handler. This system transforms college communication into an audit-ready, organized, and reliable digital ecosystem.</w:t>
       </w:r>
     </w:p>
     <w:p>
@@ -3945,27 +3807,7 @@
           <w:sz w:val="24"/>
           <w:szCs w:val="24"/>
         </w:rPr>
-        <w:t xml:space="preserve">PHP (Hypertext Preprocessor): Used as the primary server-side scripting runtime. It </w:t>
-      </w:r>
-      <w:proofErr w:type="gramStart"/>
-      <w:r>
-        <w:rPr>
-          <w:rFonts w:ascii="Times New Roman" w:eastAsia="Times New Roman" w:hAnsi="Times New Roman" w:cs="Times New Roman"/>
-          <w:color w:val="000000"/>
-          <w:sz w:val="24"/>
-          <w:szCs w:val="24"/>
-        </w:rPr>
-        <w:t>handles form</w:t>
-      </w:r>
-      <w:proofErr w:type="gramEnd"/>
-      <w:r>
-        <w:rPr>
-          <w:rFonts w:ascii="Times New Roman" w:eastAsia="Times New Roman" w:hAnsi="Times New Roman" w:cs="Times New Roman"/>
-          <w:color w:val="000000"/>
-          <w:sz w:val="24"/>
-          <w:szCs w:val="24"/>
-        </w:rPr>
-        <w:t xml:space="preserve"> data validation, session state persistence, file upload verification, and procedural queries to the database layer.</w:t>
+        <w:t>PHP (Hypertext Preprocessor): Used as the primary server-side scripting runtime. It handles form data validation, session state persistence, file upload verification, and procedural queries to the database layer.</w:t>
       </w:r>
     </w:p>
     <w:p>
@@ -4010,7 +3852,6 @@
         <w:spacing w:after="0" w:line="360" w:lineRule="auto"/>
         <w:jc w:val="both"/>
       </w:pPr>
-      <w:proofErr w:type="spellStart"/>
       <w:r>
         <w:rPr>
           <w:rFonts w:ascii="Times New Roman" w:eastAsia="Times New Roman" w:hAnsi="Times New Roman" w:cs="Times New Roman"/>
@@ -4018,17 +3859,7 @@
           <w:sz w:val="24"/>
           <w:szCs w:val="24"/>
         </w:rPr>
-        <w:t>mysqli</w:t>
-      </w:r>
-      <w:proofErr w:type="spellEnd"/>
-      <w:r>
-        <w:rPr>
-          <w:rFonts w:ascii="Times New Roman" w:eastAsia="Times New Roman" w:hAnsi="Times New Roman" w:cs="Times New Roman"/>
-          <w:color w:val="000000"/>
-          <w:sz w:val="24"/>
-          <w:szCs w:val="24"/>
-        </w:rPr>
-        <w:t xml:space="preserve"> Extension: Utilized for executing native database connections, employing parameter binding and prepared statements to defend against web injection exploits.</w:t>
+        <w:t>mysqli Extension: Utilized for executing native database connections, employing parameter binding and prepared statements to defend against web injection exploits.</w:t>
       </w:r>
     </w:p>
     <w:p>
@@ -4273,27 +4104,7 @@
           <w:sz w:val="24"/>
           <w:szCs w:val="24"/>
         </w:rPr>
-        <w:t xml:space="preserve">Facilitate Resource Access: Provide an easy-to-use repository where teachers or admins can upload learning materials, </w:t>
-      </w:r>
-      <w:proofErr w:type="spellStart"/>
-      <w:r>
-        <w:rPr>
-          <w:rFonts w:ascii="Times New Roman" w:eastAsia="Times New Roman" w:hAnsi="Times New Roman" w:cs="Times New Roman"/>
-          <w:color w:val="000000"/>
-          <w:sz w:val="24"/>
-          <w:szCs w:val="24"/>
-        </w:rPr>
-        <w:t>syallbi</w:t>
-      </w:r>
-      <w:proofErr w:type="spellEnd"/>
-      <w:r>
-        <w:rPr>
-          <w:rFonts w:ascii="Times New Roman" w:eastAsia="Times New Roman" w:hAnsi="Times New Roman" w:cs="Times New Roman"/>
-          <w:color w:val="000000"/>
-          <w:sz w:val="24"/>
-          <w:szCs w:val="24"/>
-        </w:rPr>
-        <w:t>, and reference files for instant download by students.</w:t>
+        <w:t>Facilitate Resource Access: Provide an easy-to-use repository where teachers or admins can upload learning materials, syallbi, and reference files for instant download by students.</w:t>
       </w:r>
     </w:p>
     <w:p>
@@ -4345,27 +4156,7 @@
           <w:sz w:val="24"/>
           <w:szCs w:val="24"/>
         </w:rPr>
-        <w:t xml:space="preserve">Ensure Robust Security: Protect user data through </w:t>
-      </w:r>
-      <w:proofErr w:type="spellStart"/>
-      <w:r>
-        <w:rPr>
-          <w:rFonts w:ascii="Times New Roman" w:eastAsia="Times New Roman" w:hAnsi="Times New Roman" w:cs="Times New Roman"/>
-          <w:color w:val="000000"/>
-          <w:sz w:val="24"/>
-          <w:szCs w:val="24"/>
-        </w:rPr>
-        <w:t>bcrypt</w:t>
-      </w:r>
-      <w:proofErr w:type="spellEnd"/>
-      <w:r>
-        <w:rPr>
-          <w:rFonts w:ascii="Times New Roman" w:eastAsia="Times New Roman" w:hAnsi="Times New Roman" w:cs="Times New Roman"/>
-          <w:color w:val="000000"/>
-          <w:sz w:val="24"/>
-          <w:szCs w:val="24"/>
-        </w:rPr>
-        <w:t xml:space="preserve"> password encryption, prevent cross-site execution via character escaping, and eliminate SQL injection with prepared queries.</w:t>
+        <w:t>Ensure Robust Security: Protect user data through bcrypt password encryption, prevent cross-site execution via character escaping, and eliminate SQL injection with prepared queries.</w:t>
       </w:r>
     </w:p>
     <w:p>
@@ -4630,25 +4421,7 @@
           <w:sz w:val="24"/>
           <w:szCs w:val="24"/>
         </w:rPr>
-        <w:t xml:space="preserve">To maintain project feasibility within the final-semester timeframe, the following boundaries are </w:t>
-      </w:r>
-      <w:proofErr w:type="gramStart"/>
-      <w:r>
-        <w:rPr>
-          <w:rFonts w:ascii="Times New Roman" w:eastAsia="Times New Roman" w:hAnsi="Times New Roman" w:cs="Times New Roman"/>
-          <w:sz w:val="24"/>
-          <w:szCs w:val="24"/>
-        </w:rPr>
-        <w:t>established as</w:t>
-      </w:r>
-      <w:proofErr w:type="gramEnd"/>
-      <w:r>
-        <w:rPr>
-          <w:rFonts w:ascii="Times New Roman" w:eastAsia="Times New Roman" w:hAnsi="Times New Roman" w:cs="Times New Roman"/>
-          <w:sz w:val="24"/>
-          <w:szCs w:val="24"/>
-        </w:rPr>
-        <w:t xml:space="preserve"> out of scope:</w:t>
+        <w:t>To maintain project feasibility within the final-semester timeframe, the following boundaries are established as out of scope:</w:t>
       </w:r>
     </w:p>
     <w:p>
@@ -5254,25 +5027,7 @@
           <w:sz w:val="24"/>
           <w:szCs w:val="24"/>
         </w:rPr>
-        <w:t xml:space="preserve">The system is designed using </w:t>
-      </w:r>
-      <w:proofErr w:type="gramStart"/>
-      <w:r>
-        <w:rPr>
-          <w:rFonts w:ascii="Times New Roman" w:eastAsia="Times New Roman" w:hAnsi="Times New Roman" w:cs="Times New Roman"/>
-          <w:sz w:val="24"/>
-          <w:szCs w:val="24"/>
-        </w:rPr>
-        <w:t>a clean</w:t>
-      </w:r>
-      <w:proofErr w:type="gramEnd"/>
-      <w:r>
-        <w:rPr>
-          <w:rFonts w:ascii="Times New Roman" w:eastAsia="Times New Roman" w:hAnsi="Times New Roman" w:cs="Times New Roman"/>
-          <w:sz w:val="24"/>
-          <w:szCs w:val="24"/>
-        </w:rPr>
-        <w:t xml:space="preserve"> three-tier software architecture. The Presentation Layer handles user views in the web browser. The Application Layer executes logical operations using server-side PHP on Apache. The Data Layer manages secure transactions via a structured MySQL database.</w:t>
+        <w:t>The system is designed using a clean three-tier software architecture. The Presentation Layer handles user views in the web browser. The Application Layer executes logical operations using server-side PHP on Apache. The Data Layer manages secure transactions via a structured MySQL database.</w:t>
       </w:r>
     </w:p>
     <w:p>
@@ -6080,25 +5835,7 @@
           <w:sz w:val="24"/>
           <w:szCs w:val="24"/>
         </w:rPr>
-        <w:t>The application database, named '</w:t>
-      </w:r>
-      <w:proofErr w:type="spellStart"/>
-      <w:r>
-        <w:rPr>
-          <w:rFonts w:ascii="Times New Roman" w:eastAsia="Times New Roman" w:hAnsi="Times New Roman" w:cs="Times New Roman"/>
-          <w:sz w:val="24"/>
-          <w:szCs w:val="24"/>
-        </w:rPr>
-        <w:t>icc_companion</w:t>
-      </w:r>
-      <w:proofErr w:type="spellEnd"/>
-      <w:r>
-        <w:rPr>
-          <w:rFonts w:ascii="Times New Roman" w:eastAsia="Times New Roman" w:hAnsi="Times New Roman" w:cs="Times New Roman"/>
-          <w:sz w:val="24"/>
-          <w:szCs w:val="24"/>
-        </w:rPr>
-        <w:t>', is built on a relational structure using MySQL. It contains six tables designed to enforce data integrity, prevent redundancy, and optimize query speeds.</w:t>
+        <w:t>The application database, named 'icc_companion', is built on a relational structure using MySQL. It contains six tables designed to enforce data integrity, prevent redundancy, and optimize query speeds.</w:t>
       </w:r>
     </w:p>
     <w:p>
@@ -6337,40 +6074,30 @@
             </w:tcMar>
           </w:tcPr>
           <w:p>
-            <w:proofErr w:type="spellStart"/>
             <w:r>
               <w:rPr>
                 <w:rFonts w:ascii="Times New Roman" w:eastAsia="Times New Roman" w:hAnsi="Times New Roman" w:cs="Times New Roman"/>
               </w:rPr>
               <w:t>student_id</w:t>
             </w:r>
-            <w:proofErr w:type="spellEnd"/>
-          </w:p>
-        </w:tc>
-        <w:tc>
-          <w:tcPr>
-            <w:tcW w:w="2340" w:type="dxa"/>
-            <w:tcMar>
-              <w:top w:w="100" w:type="dxa"/>
-              <w:left w:w="150" w:type="dxa"/>
-              <w:bottom w:w="100" w:type="dxa"/>
-              <w:right w:w="150" w:type="dxa"/>
-            </w:tcMar>
-          </w:tcPr>
-          <w:p>
-            <w:proofErr w:type="gramStart"/>
-            <w:r>
-              <w:rPr>
-                <w:rFonts w:ascii="Times New Roman" w:eastAsia="Times New Roman" w:hAnsi="Times New Roman" w:cs="Times New Roman"/>
-              </w:rPr>
-              <w:t>VARCHAR(</w:t>
-            </w:r>
-            <w:proofErr w:type="gramEnd"/>
-            <w:r>
-              <w:rPr>
-                <w:rFonts w:ascii="Times New Roman" w:eastAsia="Times New Roman" w:hAnsi="Times New Roman" w:cs="Times New Roman"/>
-              </w:rPr>
-              <w:t>50)</w:t>
+          </w:p>
+        </w:tc>
+        <w:tc>
+          <w:tcPr>
+            <w:tcW w:w="2340" w:type="dxa"/>
+            <w:tcMar>
+              <w:top w:w="100" w:type="dxa"/>
+              <w:left w:w="150" w:type="dxa"/>
+              <w:bottom w:w="100" w:type="dxa"/>
+              <w:right w:w="150" w:type="dxa"/>
+            </w:tcMar>
+          </w:tcPr>
+          <w:p>
+            <w:r>
+              <w:rPr>
+                <w:rFonts w:ascii="Times New Roman" w:eastAsia="Times New Roman" w:hAnsi="Times New Roman" w:cs="Times New Roman"/>
+              </w:rPr>
+              <w:t>VARCHAR(50)</w:t>
             </w:r>
           </w:p>
         </w:tc>
@@ -6447,19 +6174,11 @@
             </w:tcMar>
           </w:tcPr>
           <w:p>
-            <w:proofErr w:type="gramStart"/>
-            <w:r>
-              <w:rPr>
-                <w:rFonts w:ascii="Times New Roman" w:eastAsia="Times New Roman" w:hAnsi="Times New Roman" w:cs="Times New Roman"/>
-              </w:rPr>
-              <w:t>VARCHAR(</w:t>
-            </w:r>
-            <w:proofErr w:type="gramEnd"/>
-            <w:r>
-              <w:rPr>
-                <w:rFonts w:ascii="Times New Roman" w:eastAsia="Times New Roman" w:hAnsi="Times New Roman" w:cs="Times New Roman"/>
-              </w:rPr>
-              <w:t>100)</w:t>
+            <w:r>
+              <w:rPr>
+                <w:rFonts w:ascii="Times New Roman" w:eastAsia="Times New Roman" w:hAnsi="Times New Roman" w:cs="Times New Roman"/>
+              </w:rPr>
+              <w:t>VARCHAR(100)</w:t>
             </w:r>
           </w:p>
         </w:tc>
@@ -6536,19 +6255,11 @@
             </w:tcMar>
           </w:tcPr>
           <w:p>
-            <w:proofErr w:type="gramStart"/>
-            <w:r>
-              <w:rPr>
-                <w:rFonts w:ascii="Times New Roman" w:eastAsia="Times New Roman" w:hAnsi="Times New Roman" w:cs="Times New Roman"/>
-              </w:rPr>
-              <w:t>VARCHAR(</w:t>
-            </w:r>
-            <w:proofErr w:type="gramEnd"/>
-            <w:r>
-              <w:rPr>
-                <w:rFonts w:ascii="Times New Roman" w:eastAsia="Times New Roman" w:hAnsi="Times New Roman" w:cs="Times New Roman"/>
-              </w:rPr>
-              <w:t>100)</w:t>
+            <w:r>
+              <w:rPr>
+                <w:rFonts w:ascii="Times New Roman" w:eastAsia="Times New Roman" w:hAnsi="Times New Roman" w:cs="Times New Roman"/>
+              </w:rPr>
+              <w:t>VARCHAR(100)</w:t>
             </w:r>
           </w:p>
         </w:tc>
@@ -6625,19 +6336,11 @@
             </w:tcMar>
           </w:tcPr>
           <w:p>
-            <w:proofErr w:type="gramStart"/>
-            <w:r>
-              <w:rPr>
-                <w:rFonts w:ascii="Times New Roman" w:eastAsia="Times New Roman" w:hAnsi="Times New Roman" w:cs="Times New Roman"/>
-              </w:rPr>
-              <w:t>VARCHAR(</w:t>
-            </w:r>
-            <w:proofErr w:type="gramEnd"/>
-            <w:r>
-              <w:rPr>
-                <w:rFonts w:ascii="Times New Roman" w:eastAsia="Times New Roman" w:hAnsi="Times New Roman" w:cs="Times New Roman"/>
-              </w:rPr>
-              <w:t>20)</w:t>
+            <w:r>
+              <w:rPr>
+                <w:rFonts w:ascii="Times New Roman" w:eastAsia="Times New Roman" w:hAnsi="Times New Roman" w:cs="Times New Roman"/>
+              </w:rPr>
+              <w:t>VARCHAR(20)</w:t>
             </w:r>
           </w:p>
         </w:tc>
@@ -6714,19 +6417,11 @@
             </w:tcMar>
           </w:tcPr>
           <w:p>
-            <w:proofErr w:type="gramStart"/>
-            <w:r>
-              <w:rPr>
-                <w:rFonts w:ascii="Times New Roman" w:eastAsia="Times New Roman" w:hAnsi="Times New Roman" w:cs="Times New Roman"/>
-              </w:rPr>
-              <w:t>VARCHAR(</w:t>
-            </w:r>
-            <w:proofErr w:type="gramEnd"/>
-            <w:r>
-              <w:rPr>
-                <w:rFonts w:ascii="Times New Roman" w:eastAsia="Times New Roman" w:hAnsi="Times New Roman" w:cs="Times New Roman"/>
-              </w:rPr>
-              <w:t>100)</w:t>
+            <w:r>
+              <w:rPr>
+                <w:rFonts w:ascii="Times New Roman" w:eastAsia="Times New Roman" w:hAnsi="Times New Roman" w:cs="Times New Roman"/>
+              </w:rPr>
+              <w:t>VARCHAR(100)</w:t>
             </w:r>
           </w:p>
         </w:tc>
@@ -6803,19 +6498,11 @@
             </w:tcMar>
           </w:tcPr>
           <w:p>
-            <w:proofErr w:type="gramStart"/>
-            <w:r>
-              <w:rPr>
-                <w:rFonts w:ascii="Times New Roman" w:eastAsia="Times New Roman" w:hAnsi="Times New Roman" w:cs="Times New Roman"/>
-              </w:rPr>
-              <w:t>VARCHAR(</w:t>
-            </w:r>
-            <w:proofErr w:type="gramEnd"/>
-            <w:r>
-              <w:rPr>
-                <w:rFonts w:ascii="Times New Roman" w:eastAsia="Times New Roman" w:hAnsi="Times New Roman" w:cs="Times New Roman"/>
-              </w:rPr>
-              <w:t>20)</w:t>
+            <w:r>
+              <w:rPr>
+                <w:rFonts w:ascii="Times New Roman" w:eastAsia="Times New Roman" w:hAnsi="Times New Roman" w:cs="Times New Roman"/>
+              </w:rPr>
+              <w:t>VARCHAR(20)</w:t>
             </w:r>
           </w:p>
         </w:tc>
@@ -6892,19 +6579,11 @@
             </w:tcMar>
           </w:tcPr>
           <w:p>
-            <w:proofErr w:type="gramStart"/>
-            <w:r>
-              <w:rPr>
-                <w:rFonts w:ascii="Times New Roman" w:eastAsia="Times New Roman" w:hAnsi="Times New Roman" w:cs="Times New Roman"/>
-              </w:rPr>
-              <w:t>VARCHAR(</w:t>
-            </w:r>
-            <w:proofErr w:type="gramEnd"/>
-            <w:r>
-              <w:rPr>
-                <w:rFonts w:ascii="Times New Roman" w:eastAsia="Times New Roman" w:hAnsi="Times New Roman" w:cs="Times New Roman"/>
-              </w:rPr>
-              <w:t>255)</w:t>
+            <w:r>
+              <w:rPr>
+                <w:rFonts w:ascii="Times New Roman" w:eastAsia="Times New Roman" w:hAnsi="Times New Roman" w:cs="Times New Roman"/>
+              </w:rPr>
+              <w:t>VARCHAR(255)</w:t>
             </w:r>
           </w:p>
         </w:tc>
@@ -6942,21 +6621,7 @@
               <w:rPr>
                 <w:rFonts w:ascii="Times New Roman" w:eastAsia="Times New Roman" w:hAnsi="Times New Roman" w:cs="Times New Roman"/>
               </w:rPr>
-              <w:t xml:space="preserve">Secure </w:t>
-            </w:r>
-            <w:proofErr w:type="spellStart"/>
-            <w:r>
-              <w:rPr>
-                <w:rFonts w:ascii="Times New Roman" w:eastAsia="Times New Roman" w:hAnsi="Times New Roman" w:cs="Times New Roman"/>
-              </w:rPr>
-              <w:t>bcrypt</w:t>
-            </w:r>
-            <w:proofErr w:type="spellEnd"/>
-            <w:r>
-              <w:rPr>
-                <w:rFonts w:ascii="Times New Roman" w:eastAsia="Times New Roman" w:hAnsi="Times New Roman" w:cs="Times New Roman"/>
-              </w:rPr>
-              <w:t>-hashed password string</w:t>
+              <w:t>Secure bcrypt-hashed password string</w:t>
             </w:r>
           </w:p>
         </w:tc>
@@ -6976,14 +6641,12 @@
             </w:tcMar>
           </w:tcPr>
           <w:p>
-            <w:proofErr w:type="spellStart"/>
             <w:r>
               <w:rPr>
                 <w:rFonts w:ascii="Times New Roman" w:eastAsia="Times New Roman" w:hAnsi="Times New Roman" w:cs="Times New Roman"/>
               </w:rPr>
               <w:t>created_at</w:t>
             </w:r>
-            <w:proofErr w:type="spellEnd"/>
           </w:p>
         </w:tc>
         <w:tc>
@@ -7352,19 +7015,11 @@
             </w:tcMar>
           </w:tcPr>
           <w:p>
-            <w:proofErr w:type="gramStart"/>
-            <w:r>
-              <w:rPr>
-                <w:rFonts w:ascii="Times New Roman" w:eastAsia="Times New Roman" w:hAnsi="Times New Roman" w:cs="Times New Roman"/>
-              </w:rPr>
-              <w:t>VARCHAR(</w:t>
-            </w:r>
-            <w:proofErr w:type="gramEnd"/>
-            <w:r>
-              <w:rPr>
-                <w:rFonts w:ascii="Times New Roman" w:eastAsia="Times New Roman" w:hAnsi="Times New Roman" w:cs="Times New Roman"/>
-              </w:rPr>
-              <w:t>50)</w:t>
+            <w:r>
+              <w:rPr>
+                <w:rFonts w:ascii="Times New Roman" w:eastAsia="Times New Roman" w:hAnsi="Times New Roman" w:cs="Times New Roman"/>
+              </w:rPr>
+              <w:t>VARCHAR(50)</w:t>
             </w:r>
           </w:p>
         </w:tc>
@@ -7441,19 +7096,11 @@
             </w:tcMar>
           </w:tcPr>
           <w:p>
-            <w:proofErr w:type="gramStart"/>
-            <w:r>
-              <w:rPr>
-                <w:rFonts w:ascii="Times New Roman" w:eastAsia="Times New Roman" w:hAnsi="Times New Roman" w:cs="Times New Roman"/>
-              </w:rPr>
-              <w:t>VARCHAR(</w:t>
-            </w:r>
-            <w:proofErr w:type="gramEnd"/>
-            <w:r>
-              <w:rPr>
-                <w:rFonts w:ascii="Times New Roman" w:eastAsia="Times New Roman" w:hAnsi="Times New Roman" w:cs="Times New Roman"/>
-              </w:rPr>
-              <w:t>100)</w:t>
+            <w:r>
+              <w:rPr>
+                <w:rFonts w:ascii="Times New Roman" w:eastAsia="Times New Roman" w:hAnsi="Times New Roman" w:cs="Times New Roman"/>
+              </w:rPr>
+              <w:t>VARCHAR(100)</w:t>
             </w:r>
           </w:p>
         </w:tc>
@@ -7530,19 +7177,11 @@
             </w:tcMar>
           </w:tcPr>
           <w:p>
-            <w:proofErr w:type="gramStart"/>
-            <w:r>
-              <w:rPr>
-                <w:rFonts w:ascii="Times New Roman" w:eastAsia="Times New Roman" w:hAnsi="Times New Roman" w:cs="Times New Roman"/>
-              </w:rPr>
-              <w:t>VARCHAR(</w:t>
-            </w:r>
-            <w:proofErr w:type="gramEnd"/>
-            <w:r>
-              <w:rPr>
-                <w:rFonts w:ascii="Times New Roman" w:eastAsia="Times New Roman" w:hAnsi="Times New Roman" w:cs="Times New Roman"/>
-              </w:rPr>
-              <w:t>100)</w:t>
+            <w:r>
+              <w:rPr>
+                <w:rFonts w:ascii="Times New Roman" w:eastAsia="Times New Roman" w:hAnsi="Times New Roman" w:cs="Times New Roman"/>
+              </w:rPr>
+              <w:t>VARCHAR(100)</w:t>
             </w:r>
           </w:p>
         </w:tc>
@@ -7619,19 +7258,11 @@
             </w:tcMar>
           </w:tcPr>
           <w:p>
-            <w:proofErr w:type="gramStart"/>
-            <w:r>
-              <w:rPr>
-                <w:rFonts w:ascii="Times New Roman" w:eastAsia="Times New Roman" w:hAnsi="Times New Roman" w:cs="Times New Roman"/>
-              </w:rPr>
-              <w:t>VARCHAR(</w:t>
-            </w:r>
-            <w:proofErr w:type="gramEnd"/>
-            <w:r>
-              <w:rPr>
-                <w:rFonts w:ascii="Times New Roman" w:eastAsia="Times New Roman" w:hAnsi="Times New Roman" w:cs="Times New Roman"/>
-              </w:rPr>
-              <w:t>255)</w:t>
+            <w:r>
+              <w:rPr>
+                <w:rFonts w:ascii="Times New Roman" w:eastAsia="Times New Roman" w:hAnsi="Times New Roman" w:cs="Times New Roman"/>
+              </w:rPr>
+              <w:t>VARCHAR(255)</w:t>
             </w:r>
           </w:p>
         </w:tc>
@@ -7669,21 +7300,7 @@
               <w:rPr>
                 <w:rFonts w:ascii="Times New Roman" w:eastAsia="Times New Roman" w:hAnsi="Times New Roman" w:cs="Times New Roman"/>
               </w:rPr>
-              <w:t xml:space="preserve">Secure </w:t>
-            </w:r>
-            <w:proofErr w:type="spellStart"/>
-            <w:r>
-              <w:rPr>
-                <w:rFonts w:ascii="Times New Roman" w:eastAsia="Times New Roman" w:hAnsi="Times New Roman" w:cs="Times New Roman"/>
-              </w:rPr>
-              <w:t>bcrypt</w:t>
-            </w:r>
-            <w:proofErr w:type="spellEnd"/>
-            <w:r>
-              <w:rPr>
-                <w:rFonts w:ascii="Times New Roman" w:eastAsia="Times New Roman" w:hAnsi="Times New Roman" w:cs="Times New Roman"/>
-              </w:rPr>
-              <w:t>-hashed administrative password</w:t>
+              <w:t>Secure bcrypt-hashed administrative password</w:t>
             </w:r>
           </w:p>
         </w:tc>
@@ -7722,19 +7339,11 @@
             </w:tcMar>
           </w:tcPr>
           <w:p>
-            <w:proofErr w:type="gramStart"/>
-            <w:r>
-              <w:rPr>
-                <w:rFonts w:ascii="Times New Roman" w:eastAsia="Times New Roman" w:hAnsi="Times New Roman" w:cs="Times New Roman"/>
-              </w:rPr>
-              <w:t>VARCHAR(</w:t>
-            </w:r>
-            <w:proofErr w:type="gramEnd"/>
-            <w:r>
-              <w:rPr>
-                <w:rFonts w:ascii="Times New Roman" w:eastAsia="Times New Roman" w:hAnsi="Times New Roman" w:cs="Times New Roman"/>
-              </w:rPr>
-              <w:t>50)</w:t>
+            <w:r>
+              <w:rPr>
+                <w:rFonts w:ascii="Times New Roman" w:eastAsia="Times New Roman" w:hAnsi="Times New Roman" w:cs="Times New Roman"/>
+              </w:rPr>
+              <w:t>VARCHAR(50)</w:t>
             </w:r>
           </w:p>
         </w:tc>
@@ -7792,14 +7401,12 @@
             </w:tcMar>
           </w:tcPr>
           <w:p>
-            <w:proofErr w:type="spellStart"/>
             <w:r>
               <w:rPr>
                 <w:rFonts w:ascii="Times New Roman" w:eastAsia="Times New Roman" w:hAnsi="Times New Roman" w:cs="Times New Roman"/>
               </w:rPr>
               <w:t>created_at</w:t>
             </w:r>
-            <w:proofErr w:type="spellEnd"/>
           </w:p>
         </w:tc>
         <w:tc>
@@ -8186,19 +7793,11 @@
             </w:tcMar>
           </w:tcPr>
           <w:p>
-            <w:proofErr w:type="gramStart"/>
-            <w:r>
-              <w:rPr>
-                <w:rFonts w:ascii="Times New Roman" w:eastAsia="Times New Roman" w:hAnsi="Times New Roman" w:cs="Times New Roman"/>
-              </w:rPr>
-              <w:t>VARCHAR(</w:t>
-            </w:r>
-            <w:proofErr w:type="gramEnd"/>
-            <w:r>
-              <w:rPr>
-                <w:rFonts w:ascii="Times New Roman" w:eastAsia="Times New Roman" w:hAnsi="Times New Roman" w:cs="Times New Roman"/>
-              </w:rPr>
-              <w:t>255)</w:t>
+            <w:r>
+              <w:rPr>
+                <w:rFonts w:ascii="Times New Roman" w:eastAsia="Times New Roman" w:hAnsi="Times New Roman" w:cs="Times New Roman"/>
+              </w:rPr>
+              <w:t>VARCHAR(255)</w:t>
             </w:r>
           </w:p>
         </w:tc>
@@ -8356,19 +7955,11 @@
             </w:tcMar>
           </w:tcPr>
           <w:p>
-            <w:proofErr w:type="gramStart"/>
-            <w:r>
-              <w:rPr>
-                <w:rFonts w:ascii="Times New Roman" w:eastAsia="Times New Roman" w:hAnsi="Times New Roman" w:cs="Times New Roman"/>
-              </w:rPr>
-              <w:t>VARCHAR(</w:t>
-            </w:r>
-            <w:proofErr w:type="gramEnd"/>
-            <w:r>
-              <w:rPr>
-                <w:rFonts w:ascii="Times New Roman" w:eastAsia="Times New Roman" w:hAnsi="Times New Roman" w:cs="Times New Roman"/>
-              </w:rPr>
-              <w:t>255)</w:t>
+            <w:r>
+              <w:rPr>
+                <w:rFonts w:ascii="Times New Roman" w:eastAsia="Times New Roman" w:hAnsi="Times New Roman" w:cs="Times New Roman"/>
+              </w:rPr>
+              <w:t>VARCHAR(255)</w:t>
             </w:r>
           </w:p>
         </w:tc>
@@ -8426,14 +8017,12 @@
             </w:tcMar>
           </w:tcPr>
           <w:p>
-            <w:proofErr w:type="spellStart"/>
             <w:r>
               <w:rPr>
                 <w:rFonts w:ascii="Times New Roman" w:eastAsia="Times New Roman" w:hAnsi="Times New Roman" w:cs="Times New Roman"/>
               </w:rPr>
               <w:t>expiry_date</w:t>
             </w:r>
-            <w:proofErr w:type="spellEnd"/>
           </w:p>
         </w:tc>
         <w:tc>
@@ -8509,14 +8098,12 @@
             </w:tcMar>
           </w:tcPr>
           <w:p>
-            <w:proofErr w:type="spellStart"/>
             <w:r>
               <w:rPr>
                 <w:rFonts w:ascii="Times New Roman" w:eastAsia="Times New Roman" w:hAnsi="Times New Roman" w:cs="Times New Roman"/>
               </w:rPr>
               <w:t>created_at</w:t>
             </w:r>
-            <w:proofErr w:type="spellEnd"/>
           </w:p>
         </w:tc>
         <w:tc>
@@ -8903,19 +8490,11 @@
             </w:tcMar>
           </w:tcPr>
           <w:p>
-            <w:proofErr w:type="gramStart"/>
-            <w:r>
-              <w:rPr>
-                <w:rFonts w:ascii="Times New Roman" w:eastAsia="Times New Roman" w:hAnsi="Times New Roman" w:cs="Times New Roman"/>
-              </w:rPr>
-              <w:t>VARCHAR(</w:t>
-            </w:r>
-            <w:proofErr w:type="gramEnd"/>
-            <w:r>
-              <w:rPr>
-                <w:rFonts w:ascii="Times New Roman" w:eastAsia="Times New Roman" w:hAnsi="Times New Roman" w:cs="Times New Roman"/>
-              </w:rPr>
-              <w:t>100)</w:t>
+            <w:r>
+              <w:rPr>
+                <w:rFonts w:ascii="Times New Roman" w:eastAsia="Times New Roman" w:hAnsi="Times New Roman" w:cs="Times New Roman"/>
+              </w:rPr>
+              <w:t>VARCHAR(100)</w:t>
             </w:r>
           </w:p>
         </w:tc>
@@ -8992,19 +8571,11 @@
             </w:tcMar>
           </w:tcPr>
           <w:p>
-            <w:proofErr w:type="gramStart"/>
-            <w:r>
-              <w:rPr>
-                <w:rFonts w:ascii="Times New Roman" w:eastAsia="Times New Roman" w:hAnsi="Times New Roman" w:cs="Times New Roman"/>
-              </w:rPr>
-              <w:t>VARCHAR(</w:t>
-            </w:r>
-            <w:proofErr w:type="gramEnd"/>
-            <w:r>
-              <w:rPr>
-                <w:rFonts w:ascii="Times New Roman" w:eastAsia="Times New Roman" w:hAnsi="Times New Roman" w:cs="Times New Roman"/>
-              </w:rPr>
-              <w:t>20)</w:t>
+            <w:r>
+              <w:rPr>
+                <w:rFonts w:ascii="Times New Roman" w:eastAsia="Times New Roman" w:hAnsi="Times New Roman" w:cs="Times New Roman"/>
+              </w:rPr>
+              <w:t>VARCHAR(20)</w:t>
             </w:r>
           </w:p>
         </w:tc>
@@ -9062,40 +8633,30 @@
             </w:tcMar>
           </w:tcPr>
           <w:p>
-            <w:proofErr w:type="spellStart"/>
             <w:r>
               <w:rPr>
                 <w:rFonts w:ascii="Times New Roman" w:eastAsia="Times New Roman" w:hAnsi="Times New Roman" w:cs="Times New Roman"/>
               </w:rPr>
               <w:t>day_of_week</w:t>
             </w:r>
-            <w:proofErr w:type="spellEnd"/>
-          </w:p>
-        </w:tc>
-        <w:tc>
-          <w:tcPr>
-            <w:tcW w:w="2340" w:type="dxa"/>
-            <w:tcMar>
-              <w:top w:w="100" w:type="dxa"/>
-              <w:left w:w="150" w:type="dxa"/>
-              <w:bottom w:w="100" w:type="dxa"/>
-              <w:right w:w="150" w:type="dxa"/>
-            </w:tcMar>
-          </w:tcPr>
-          <w:p>
-            <w:proofErr w:type="gramStart"/>
-            <w:r>
-              <w:rPr>
-                <w:rFonts w:ascii="Times New Roman" w:eastAsia="Times New Roman" w:hAnsi="Times New Roman" w:cs="Times New Roman"/>
-              </w:rPr>
-              <w:t>VARCHAR(</w:t>
-            </w:r>
-            <w:proofErr w:type="gramEnd"/>
-            <w:r>
-              <w:rPr>
-                <w:rFonts w:ascii="Times New Roman" w:eastAsia="Times New Roman" w:hAnsi="Times New Roman" w:cs="Times New Roman"/>
-              </w:rPr>
-              <w:t>20)</w:t>
+          </w:p>
+        </w:tc>
+        <w:tc>
+          <w:tcPr>
+            <w:tcW w:w="2340" w:type="dxa"/>
+            <w:tcMar>
+              <w:top w:w="100" w:type="dxa"/>
+              <w:left w:w="150" w:type="dxa"/>
+              <w:bottom w:w="100" w:type="dxa"/>
+              <w:right w:w="150" w:type="dxa"/>
+            </w:tcMar>
+          </w:tcPr>
+          <w:p>
+            <w:r>
+              <w:rPr>
+                <w:rFonts w:ascii="Times New Roman" w:eastAsia="Times New Roman" w:hAnsi="Times New Roman" w:cs="Times New Roman"/>
+              </w:rPr>
+              <w:t>VARCHAR(20)</w:t>
             </w:r>
           </w:p>
         </w:tc>
@@ -9153,40 +8714,30 @@
             </w:tcMar>
           </w:tcPr>
           <w:p>
-            <w:proofErr w:type="spellStart"/>
             <w:r>
               <w:rPr>
                 <w:rFonts w:ascii="Times New Roman" w:eastAsia="Times New Roman" w:hAnsi="Times New Roman" w:cs="Times New Roman"/>
               </w:rPr>
               <w:t>time_slot</w:t>
             </w:r>
-            <w:proofErr w:type="spellEnd"/>
-          </w:p>
-        </w:tc>
-        <w:tc>
-          <w:tcPr>
-            <w:tcW w:w="2340" w:type="dxa"/>
-            <w:tcMar>
-              <w:top w:w="100" w:type="dxa"/>
-              <w:left w:w="150" w:type="dxa"/>
-              <w:bottom w:w="100" w:type="dxa"/>
-              <w:right w:w="150" w:type="dxa"/>
-            </w:tcMar>
-          </w:tcPr>
-          <w:p>
-            <w:proofErr w:type="gramStart"/>
-            <w:r>
-              <w:rPr>
-                <w:rFonts w:ascii="Times New Roman" w:eastAsia="Times New Roman" w:hAnsi="Times New Roman" w:cs="Times New Roman"/>
-              </w:rPr>
-              <w:t>VARCHAR(</w:t>
-            </w:r>
-            <w:proofErr w:type="gramEnd"/>
-            <w:r>
-              <w:rPr>
-                <w:rFonts w:ascii="Times New Roman" w:eastAsia="Times New Roman" w:hAnsi="Times New Roman" w:cs="Times New Roman"/>
-              </w:rPr>
-              <w:t>50)</w:t>
+          </w:p>
+        </w:tc>
+        <w:tc>
+          <w:tcPr>
+            <w:tcW w:w="2340" w:type="dxa"/>
+            <w:tcMar>
+              <w:top w:w="100" w:type="dxa"/>
+              <w:left w:w="150" w:type="dxa"/>
+              <w:bottom w:w="100" w:type="dxa"/>
+              <w:right w:w="150" w:type="dxa"/>
+            </w:tcMar>
+          </w:tcPr>
+          <w:p>
+            <w:r>
+              <w:rPr>
+                <w:rFonts w:ascii="Times New Roman" w:eastAsia="Times New Roman" w:hAnsi="Times New Roman" w:cs="Times New Roman"/>
+              </w:rPr>
+              <w:t>VARCHAR(50)</w:t>
             </w:r>
           </w:p>
         </w:tc>
@@ -9244,40 +8795,30 @@
             </w:tcMar>
           </w:tcPr>
           <w:p>
-            <w:proofErr w:type="spellStart"/>
             <w:r>
               <w:rPr>
                 <w:rFonts w:ascii="Times New Roman" w:eastAsia="Times New Roman" w:hAnsi="Times New Roman" w:cs="Times New Roman"/>
               </w:rPr>
               <w:t>subject_name</w:t>
             </w:r>
-            <w:proofErr w:type="spellEnd"/>
-          </w:p>
-        </w:tc>
-        <w:tc>
-          <w:tcPr>
-            <w:tcW w:w="2340" w:type="dxa"/>
-            <w:tcMar>
-              <w:top w:w="100" w:type="dxa"/>
-              <w:left w:w="150" w:type="dxa"/>
-              <w:bottom w:w="100" w:type="dxa"/>
-              <w:right w:w="150" w:type="dxa"/>
-            </w:tcMar>
-          </w:tcPr>
-          <w:p>
-            <w:proofErr w:type="gramStart"/>
-            <w:r>
-              <w:rPr>
-                <w:rFonts w:ascii="Times New Roman" w:eastAsia="Times New Roman" w:hAnsi="Times New Roman" w:cs="Times New Roman"/>
-              </w:rPr>
-              <w:t>VARCHAR(</w:t>
-            </w:r>
-            <w:proofErr w:type="gramEnd"/>
-            <w:r>
-              <w:rPr>
-                <w:rFonts w:ascii="Times New Roman" w:eastAsia="Times New Roman" w:hAnsi="Times New Roman" w:cs="Times New Roman"/>
-              </w:rPr>
-              <w:t>100)</w:t>
+          </w:p>
+        </w:tc>
+        <w:tc>
+          <w:tcPr>
+            <w:tcW w:w="2340" w:type="dxa"/>
+            <w:tcMar>
+              <w:top w:w="100" w:type="dxa"/>
+              <w:left w:w="150" w:type="dxa"/>
+              <w:bottom w:w="100" w:type="dxa"/>
+              <w:right w:w="150" w:type="dxa"/>
+            </w:tcMar>
+          </w:tcPr>
+          <w:p>
+            <w:r>
+              <w:rPr>
+                <w:rFonts w:ascii="Times New Roman" w:eastAsia="Times New Roman" w:hAnsi="Times New Roman" w:cs="Times New Roman"/>
+              </w:rPr>
+              <w:t>VARCHAR(100)</w:t>
             </w:r>
           </w:p>
         </w:tc>
@@ -9335,40 +8876,30 @@
             </w:tcMar>
           </w:tcPr>
           <w:p>
-            <w:proofErr w:type="spellStart"/>
             <w:r>
               <w:rPr>
                 <w:rFonts w:ascii="Times New Roman" w:eastAsia="Times New Roman" w:hAnsi="Times New Roman" w:cs="Times New Roman"/>
               </w:rPr>
               <w:t>room_number</w:t>
             </w:r>
-            <w:proofErr w:type="spellEnd"/>
-          </w:p>
-        </w:tc>
-        <w:tc>
-          <w:tcPr>
-            <w:tcW w:w="2340" w:type="dxa"/>
-            <w:tcMar>
-              <w:top w:w="100" w:type="dxa"/>
-              <w:left w:w="150" w:type="dxa"/>
-              <w:bottom w:w="100" w:type="dxa"/>
-              <w:right w:w="150" w:type="dxa"/>
-            </w:tcMar>
-          </w:tcPr>
-          <w:p>
-            <w:proofErr w:type="gramStart"/>
-            <w:r>
-              <w:rPr>
-                <w:rFonts w:ascii="Times New Roman" w:eastAsia="Times New Roman" w:hAnsi="Times New Roman" w:cs="Times New Roman"/>
-              </w:rPr>
-              <w:t>VARCHAR(</w:t>
-            </w:r>
-            <w:proofErr w:type="gramEnd"/>
-            <w:r>
-              <w:rPr>
-                <w:rFonts w:ascii="Times New Roman" w:eastAsia="Times New Roman" w:hAnsi="Times New Roman" w:cs="Times New Roman"/>
-              </w:rPr>
-              <w:t>50)</w:t>
+          </w:p>
+        </w:tc>
+        <w:tc>
+          <w:tcPr>
+            <w:tcW w:w="2340" w:type="dxa"/>
+            <w:tcMar>
+              <w:top w:w="100" w:type="dxa"/>
+              <w:left w:w="150" w:type="dxa"/>
+              <w:bottom w:w="100" w:type="dxa"/>
+              <w:right w:w="150" w:type="dxa"/>
+            </w:tcMar>
+          </w:tcPr>
+          <w:p>
+            <w:r>
+              <w:rPr>
+                <w:rFonts w:ascii="Times New Roman" w:eastAsia="Times New Roman" w:hAnsi="Times New Roman" w:cs="Times New Roman"/>
+              </w:rPr>
+              <w:t>VARCHAR(50)</w:t>
             </w:r>
           </w:p>
         </w:tc>
@@ -9426,40 +8957,30 @@
             </w:tcMar>
           </w:tcPr>
           <w:p>
-            <w:proofErr w:type="spellStart"/>
             <w:r>
               <w:rPr>
                 <w:rFonts w:ascii="Times New Roman" w:eastAsia="Times New Roman" w:hAnsi="Times New Roman" w:cs="Times New Roman"/>
               </w:rPr>
               <w:t>faculty_name</w:t>
             </w:r>
-            <w:proofErr w:type="spellEnd"/>
-          </w:p>
-        </w:tc>
-        <w:tc>
-          <w:tcPr>
-            <w:tcW w:w="2340" w:type="dxa"/>
-            <w:tcMar>
-              <w:top w:w="100" w:type="dxa"/>
-              <w:left w:w="150" w:type="dxa"/>
-              <w:bottom w:w="100" w:type="dxa"/>
-              <w:right w:w="150" w:type="dxa"/>
-            </w:tcMar>
-          </w:tcPr>
-          <w:p>
-            <w:proofErr w:type="gramStart"/>
-            <w:r>
-              <w:rPr>
-                <w:rFonts w:ascii="Times New Roman" w:eastAsia="Times New Roman" w:hAnsi="Times New Roman" w:cs="Times New Roman"/>
-              </w:rPr>
-              <w:t>VARCHAR(</w:t>
-            </w:r>
-            <w:proofErr w:type="gramEnd"/>
-            <w:r>
-              <w:rPr>
-                <w:rFonts w:ascii="Times New Roman" w:eastAsia="Times New Roman" w:hAnsi="Times New Roman" w:cs="Times New Roman"/>
-              </w:rPr>
-              <w:t>100)</w:t>
+          </w:p>
+        </w:tc>
+        <w:tc>
+          <w:tcPr>
+            <w:tcW w:w="2340" w:type="dxa"/>
+            <w:tcMar>
+              <w:top w:w="100" w:type="dxa"/>
+              <w:left w:w="150" w:type="dxa"/>
+              <w:bottom w:w="100" w:type="dxa"/>
+              <w:right w:w="150" w:type="dxa"/>
+            </w:tcMar>
+          </w:tcPr>
+          <w:p>
+            <w:r>
+              <w:rPr>
+                <w:rFonts w:ascii="Times New Roman" w:eastAsia="Times New Roman" w:hAnsi="Times New Roman" w:cs="Times New Roman"/>
+              </w:rPr>
+              <w:t>VARCHAR(100)</w:t>
             </w:r>
           </w:p>
         </w:tc>
@@ -9789,19 +9310,11 @@
             </w:tcMar>
           </w:tcPr>
           <w:p>
-            <w:proofErr w:type="gramStart"/>
-            <w:r>
-              <w:rPr>
-                <w:rFonts w:ascii="Times New Roman" w:eastAsia="Times New Roman" w:hAnsi="Times New Roman" w:cs="Times New Roman"/>
-              </w:rPr>
-              <w:t>VARCHAR(</w:t>
-            </w:r>
-            <w:proofErr w:type="gramEnd"/>
-            <w:r>
-              <w:rPr>
-                <w:rFonts w:ascii="Times New Roman" w:eastAsia="Times New Roman" w:hAnsi="Times New Roman" w:cs="Times New Roman"/>
-              </w:rPr>
-              <w:t>255)</w:t>
+            <w:r>
+              <w:rPr>
+                <w:rFonts w:ascii="Times New Roman" w:eastAsia="Times New Roman" w:hAnsi="Times New Roman" w:cs="Times New Roman"/>
+              </w:rPr>
+              <w:t>VARCHAR(255)</w:t>
             </w:r>
           </w:p>
         </w:tc>
@@ -9878,19 +9391,11 @@
             </w:tcMar>
           </w:tcPr>
           <w:p>
-            <w:proofErr w:type="gramStart"/>
-            <w:r>
-              <w:rPr>
-                <w:rFonts w:ascii="Times New Roman" w:eastAsia="Times New Roman" w:hAnsi="Times New Roman" w:cs="Times New Roman"/>
-              </w:rPr>
-              <w:t>VARCHAR(</w:t>
-            </w:r>
-            <w:proofErr w:type="gramEnd"/>
-            <w:r>
-              <w:rPr>
-                <w:rFonts w:ascii="Times New Roman" w:eastAsia="Times New Roman" w:hAnsi="Times New Roman" w:cs="Times New Roman"/>
-              </w:rPr>
-              <w:t>100)</w:t>
+            <w:r>
+              <w:rPr>
+                <w:rFonts w:ascii="Times New Roman" w:eastAsia="Times New Roman" w:hAnsi="Times New Roman" w:cs="Times New Roman"/>
+              </w:rPr>
+              <w:t>VARCHAR(100)</w:t>
             </w:r>
           </w:p>
         </w:tc>
@@ -9967,19 +9472,11 @@
             </w:tcMar>
           </w:tcPr>
           <w:p>
-            <w:proofErr w:type="gramStart"/>
-            <w:r>
-              <w:rPr>
-                <w:rFonts w:ascii="Times New Roman" w:eastAsia="Times New Roman" w:hAnsi="Times New Roman" w:cs="Times New Roman"/>
-              </w:rPr>
-              <w:t>VARCHAR(</w:t>
-            </w:r>
-            <w:proofErr w:type="gramEnd"/>
-            <w:r>
-              <w:rPr>
-                <w:rFonts w:ascii="Times New Roman" w:eastAsia="Times New Roman" w:hAnsi="Times New Roman" w:cs="Times New Roman"/>
-              </w:rPr>
-              <w:t>20)</w:t>
+            <w:r>
+              <w:rPr>
+                <w:rFonts w:ascii="Times New Roman" w:eastAsia="Times New Roman" w:hAnsi="Times New Roman" w:cs="Times New Roman"/>
+              </w:rPr>
+              <w:t>VARCHAR(20)</w:t>
             </w:r>
           </w:p>
         </w:tc>
@@ -10037,40 +9534,30 @@
             </w:tcMar>
           </w:tcPr>
           <w:p>
-            <w:proofErr w:type="spellStart"/>
             <w:r>
               <w:rPr>
                 <w:rFonts w:ascii="Times New Roman" w:eastAsia="Times New Roman" w:hAnsi="Times New Roman" w:cs="Times New Roman"/>
               </w:rPr>
               <w:t>subject_name</w:t>
             </w:r>
-            <w:proofErr w:type="spellEnd"/>
-          </w:p>
-        </w:tc>
-        <w:tc>
-          <w:tcPr>
-            <w:tcW w:w="2340" w:type="dxa"/>
-            <w:tcMar>
-              <w:top w:w="100" w:type="dxa"/>
-              <w:left w:w="150" w:type="dxa"/>
-              <w:bottom w:w="100" w:type="dxa"/>
-              <w:right w:w="150" w:type="dxa"/>
-            </w:tcMar>
-          </w:tcPr>
-          <w:p>
-            <w:proofErr w:type="gramStart"/>
-            <w:r>
-              <w:rPr>
-                <w:rFonts w:ascii="Times New Roman" w:eastAsia="Times New Roman" w:hAnsi="Times New Roman" w:cs="Times New Roman"/>
-              </w:rPr>
-              <w:t>VARCHAR(</w:t>
-            </w:r>
-            <w:proofErr w:type="gramEnd"/>
-            <w:r>
-              <w:rPr>
-                <w:rFonts w:ascii="Times New Roman" w:eastAsia="Times New Roman" w:hAnsi="Times New Roman" w:cs="Times New Roman"/>
-              </w:rPr>
-              <w:t>100)</w:t>
+          </w:p>
+        </w:tc>
+        <w:tc>
+          <w:tcPr>
+            <w:tcW w:w="2340" w:type="dxa"/>
+            <w:tcMar>
+              <w:top w:w="100" w:type="dxa"/>
+              <w:left w:w="150" w:type="dxa"/>
+              <w:bottom w:w="100" w:type="dxa"/>
+              <w:right w:w="150" w:type="dxa"/>
+            </w:tcMar>
+          </w:tcPr>
+          <w:p>
+            <w:r>
+              <w:rPr>
+                <w:rFonts w:ascii="Times New Roman" w:eastAsia="Times New Roman" w:hAnsi="Times New Roman" w:cs="Times New Roman"/>
+              </w:rPr>
+              <w:t>VARCHAR(100)</w:t>
             </w:r>
           </w:p>
         </w:tc>
@@ -10128,40 +9615,30 @@
             </w:tcMar>
           </w:tcPr>
           <w:p>
-            <w:proofErr w:type="spellStart"/>
             <w:r>
               <w:rPr>
                 <w:rFonts w:ascii="Times New Roman" w:eastAsia="Times New Roman" w:hAnsi="Times New Roman" w:cs="Times New Roman"/>
               </w:rPr>
               <w:t>file_path</w:t>
             </w:r>
-            <w:proofErr w:type="spellEnd"/>
-          </w:p>
-        </w:tc>
-        <w:tc>
-          <w:tcPr>
-            <w:tcW w:w="2340" w:type="dxa"/>
-            <w:tcMar>
-              <w:top w:w="100" w:type="dxa"/>
-              <w:left w:w="150" w:type="dxa"/>
-              <w:bottom w:w="100" w:type="dxa"/>
-              <w:right w:w="150" w:type="dxa"/>
-            </w:tcMar>
-          </w:tcPr>
-          <w:p>
-            <w:proofErr w:type="gramStart"/>
-            <w:r>
-              <w:rPr>
-                <w:rFonts w:ascii="Times New Roman" w:eastAsia="Times New Roman" w:hAnsi="Times New Roman" w:cs="Times New Roman"/>
-              </w:rPr>
-              <w:t>VARCHAR(</w:t>
-            </w:r>
-            <w:proofErr w:type="gramEnd"/>
-            <w:r>
-              <w:rPr>
-                <w:rFonts w:ascii="Times New Roman" w:eastAsia="Times New Roman" w:hAnsi="Times New Roman" w:cs="Times New Roman"/>
-              </w:rPr>
-              <w:t>255)</w:t>
+          </w:p>
+        </w:tc>
+        <w:tc>
+          <w:tcPr>
+            <w:tcW w:w="2340" w:type="dxa"/>
+            <w:tcMar>
+              <w:top w:w="100" w:type="dxa"/>
+              <w:left w:w="150" w:type="dxa"/>
+              <w:bottom w:w="100" w:type="dxa"/>
+              <w:right w:w="150" w:type="dxa"/>
+            </w:tcMar>
+          </w:tcPr>
+          <w:p>
+            <w:r>
+              <w:rPr>
+                <w:rFonts w:ascii="Times New Roman" w:eastAsia="Times New Roman" w:hAnsi="Times New Roman" w:cs="Times New Roman"/>
+              </w:rPr>
+              <w:t>VARCHAR(255)</w:t>
             </w:r>
           </w:p>
         </w:tc>
@@ -10219,14 +9696,12 @@
             </w:tcMar>
           </w:tcPr>
           <w:p>
-            <w:proofErr w:type="spellStart"/>
             <w:r>
               <w:rPr>
                 <w:rFonts w:ascii="Times New Roman" w:eastAsia="Times New Roman" w:hAnsi="Times New Roman" w:cs="Times New Roman"/>
               </w:rPr>
               <w:t>uploaded_by</w:t>
             </w:r>
-            <w:proofErr w:type="spellEnd"/>
           </w:p>
         </w:tc>
         <w:tc>
@@ -10302,14 +9777,12 @@
             </w:tcMar>
           </w:tcPr>
           <w:p>
-            <w:proofErr w:type="spellStart"/>
             <w:r>
               <w:rPr>
                 <w:rFonts w:ascii="Times New Roman" w:eastAsia="Times New Roman" w:hAnsi="Times New Roman" w:cs="Times New Roman"/>
               </w:rPr>
               <w:t>created_at</w:t>
             </w:r>
-            <w:proofErr w:type="spellEnd"/>
           </w:p>
         </w:tc>
         <w:tc>
@@ -10690,14 +10163,12 @@
             </w:tcMar>
           </w:tcPr>
           <w:p>
-            <w:proofErr w:type="spellStart"/>
             <w:r>
               <w:rPr>
                 <w:rFonts w:ascii="Times New Roman" w:eastAsia="Times New Roman" w:hAnsi="Times New Roman" w:cs="Times New Roman"/>
               </w:rPr>
               <w:t>user_id</w:t>
             </w:r>
-            <w:proofErr w:type="spellEnd"/>
           </w:p>
         </w:tc>
         <w:tc>
@@ -10792,19 +10263,11 @@
             </w:tcMar>
           </w:tcPr>
           <w:p>
-            <w:proofErr w:type="gramStart"/>
-            <w:r>
-              <w:rPr>
-                <w:rFonts w:ascii="Times New Roman" w:eastAsia="Times New Roman" w:hAnsi="Times New Roman" w:cs="Times New Roman"/>
-              </w:rPr>
-              <w:t>VARCHAR(</w:t>
-            </w:r>
-            <w:proofErr w:type="gramEnd"/>
-            <w:r>
-              <w:rPr>
-                <w:rFonts w:ascii="Times New Roman" w:eastAsia="Times New Roman" w:hAnsi="Times New Roman" w:cs="Times New Roman"/>
-              </w:rPr>
-              <w:t>255)</w:t>
+            <w:r>
+              <w:rPr>
+                <w:rFonts w:ascii="Times New Roman" w:eastAsia="Times New Roman" w:hAnsi="Times New Roman" w:cs="Times New Roman"/>
+              </w:rPr>
+              <w:t>VARCHAR(255)</w:t>
             </w:r>
           </w:p>
         </w:tc>
@@ -11024,14 +10487,12 @@
             </w:tcMar>
           </w:tcPr>
           <w:p>
-            <w:proofErr w:type="spellStart"/>
             <w:r>
               <w:rPr>
                 <w:rFonts w:ascii="Times New Roman" w:eastAsia="Times New Roman" w:hAnsi="Times New Roman" w:cs="Times New Roman"/>
               </w:rPr>
               <w:t>admin_response</w:t>
             </w:r>
-            <w:proofErr w:type="spellEnd"/>
           </w:p>
         </w:tc>
         <w:tc>
@@ -11107,14 +10568,12 @@
             </w:tcMar>
           </w:tcPr>
           <w:p>
-            <w:proofErr w:type="spellStart"/>
             <w:r>
               <w:rPr>
                 <w:rFonts w:ascii="Times New Roman" w:eastAsia="Times New Roman" w:hAnsi="Times New Roman" w:cs="Times New Roman"/>
               </w:rPr>
               <w:t>created_at</w:t>
             </w:r>
-            <w:proofErr w:type="spellEnd"/>
           </w:p>
         </w:tc>
         <w:tc>
@@ -11190,14 +10649,12 @@
             </w:tcMar>
           </w:tcPr>
           <w:p>
-            <w:proofErr w:type="spellStart"/>
             <w:r>
               <w:rPr>
                 <w:rFonts w:ascii="Times New Roman" w:eastAsia="Times New Roman" w:hAnsi="Times New Roman" w:cs="Times New Roman"/>
               </w:rPr>
               <w:t>updated_at</w:t>
             </w:r>
-            <w:proofErr w:type="spellEnd"/>
           </w:p>
         </w:tc>
         <w:tc>
@@ -11284,7 +10741,7 @@
           <w:szCs w:val="32"/>
         </w:rPr>
         <w:lastRenderedPageBreak/>
-        <w:t>CHAPTER 8: IMPLEMENTATION / WORKING</w:t>
+        <w:t>CHAPTER 8: IMPLEMENTATION</w:t>
       </w:r>
     </w:p>
     <w:p>
@@ -11314,9 +10771,28 @@
           <w:sz w:val="26"/>
           <w:szCs w:val="26"/>
         </w:rPr>
-        <w:t>8.1 Public Entry &amp; Registration (</w:t>
-      </w:r>
-      <w:proofErr w:type="spellStart"/>
+        <w:t>8.1 Public Entry &amp; Registration (register.php &amp; index.php)</w:t>
+      </w:r>
+    </w:p>
+    <w:p>
+      <w:pPr>
+        <w:spacing w:after="120" w:line="360" w:lineRule="auto"/>
+        <w:jc w:val="both"/>
+      </w:pPr>
+      <w:r>
+        <w:rPr>
+          <w:rFonts w:ascii="Times New Roman" w:eastAsia="Times New Roman" w:hAnsi="Times New Roman" w:cs="Times New Roman"/>
+          <w:sz w:val="24"/>
+          <w:szCs w:val="24"/>
+        </w:rPr>
+        <w:t>When users open the root home directory, they see a clean public landing view presenting the system features. New students must register via register.php by inputting their full name, official college student ID, email address, contact phone, department, and active semester. The system executes server-side validation checks—ensuring the email format is valid and that neither the email nor the student ID already exists in the users database table. On validation success, the plain-text password is encrypted via PHP's native password_hash() using the bcrypt algorithm before being securely saved. Users are then redirected to log in.</w:t>
+      </w:r>
+    </w:p>
+    <w:p>
+      <w:pPr>
+        <w:keepNext/>
+        <w:spacing w:before="240" w:after="120"/>
+      </w:pPr>
       <w:r>
         <w:rPr>
           <w:rFonts w:ascii="Times New Roman" w:eastAsia="Times New Roman" w:hAnsi="Times New Roman" w:cs="Times New Roman"/>
@@ -11325,40 +10801,7 @@
           <w:sz w:val="26"/>
           <w:szCs w:val="26"/>
         </w:rPr>
-        <w:t>register.php</w:t>
-      </w:r>
-      <w:proofErr w:type="spellEnd"/>
-      <w:r>
-        <w:rPr>
-          <w:rFonts w:ascii="Times New Roman" w:eastAsia="Times New Roman" w:hAnsi="Times New Roman" w:cs="Times New Roman"/>
-          <w:b/>
-          <w:bCs/>
-          <w:sz w:val="26"/>
-          <w:szCs w:val="26"/>
-        </w:rPr>
-        <w:t xml:space="preserve"> &amp; </w:t>
-      </w:r>
-      <w:proofErr w:type="spellStart"/>
-      <w:r>
-        <w:rPr>
-          <w:rFonts w:ascii="Times New Roman" w:eastAsia="Times New Roman" w:hAnsi="Times New Roman" w:cs="Times New Roman"/>
-          <w:b/>
-          <w:bCs/>
-          <w:sz w:val="26"/>
-          <w:szCs w:val="26"/>
-        </w:rPr>
-        <w:t>index.php</w:t>
-      </w:r>
-      <w:proofErr w:type="spellEnd"/>
-      <w:r>
-        <w:rPr>
-          <w:rFonts w:ascii="Times New Roman" w:eastAsia="Times New Roman" w:hAnsi="Times New Roman" w:cs="Times New Roman"/>
-          <w:b/>
-          <w:bCs/>
-          <w:sz w:val="26"/>
-          <w:szCs w:val="26"/>
-        </w:rPr>
-        <w:t>)</w:t>
+        <w:t>8.2 Secure Login Routing Engine</w:t>
       </w:r>
     </w:p>
     <w:p>
@@ -11372,199 +10815,7 @@
           <w:sz w:val="24"/>
           <w:szCs w:val="24"/>
         </w:rPr>
-        <w:t xml:space="preserve">When users open the root home directory, they see a clean public landing view presenting the system features. New students must register via </w:t>
-      </w:r>
-      <w:proofErr w:type="spellStart"/>
-      <w:r>
-        <w:rPr>
-          <w:rFonts w:ascii="Times New Roman" w:eastAsia="Times New Roman" w:hAnsi="Times New Roman" w:cs="Times New Roman"/>
-          <w:sz w:val="24"/>
-          <w:szCs w:val="24"/>
-        </w:rPr>
-        <w:t>register.php</w:t>
-      </w:r>
-      <w:proofErr w:type="spellEnd"/>
-      <w:r>
-        <w:rPr>
-          <w:rFonts w:ascii="Times New Roman" w:eastAsia="Times New Roman" w:hAnsi="Times New Roman" w:cs="Times New Roman"/>
-          <w:sz w:val="24"/>
-          <w:szCs w:val="24"/>
-        </w:rPr>
-        <w:t xml:space="preserve"> by inputting their full name, official college student ID, email address, contact phone, department, and active semester. The system executes server-side validation checks—ensuring the email format is valid and that neither the email nor the student ID already exists in the </w:t>
-      </w:r>
-      <w:proofErr w:type="gramStart"/>
-      <w:r>
-        <w:rPr>
-          <w:rFonts w:ascii="Times New Roman" w:eastAsia="Times New Roman" w:hAnsi="Times New Roman" w:cs="Times New Roman"/>
-          <w:sz w:val="24"/>
-          <w:szCs w:val="24"/>
-        </w:rPr>
-        <w:t>users</w:t>
-      </w:r>
-      <w:proofErr w:type="gramEnd"/>
-      <w:r>
-        <w:rPr>
-          <w:rFonts w:ascii="Times New Roman" w:eastAsia="Times New Roman" w:hAnsi="Times New Roman" w:cs="Times New Roman"/>
-          <w:sz w:val="24"/>
-          <w:szCs w:val="24"/>
-        </w:rPr>
-        <w:t xml:space="preserve"> database table. On validation success, the plain-text password is encrypted via PHP's native </w:t>
-      </w:r>
-      <w:proofErr w:type="spellStart"/>
-      <w:r>
-        <w:rPr>
-          <w:rFonts w:ascii="Times New Roman" w:eastAsia="Times New Roman" w:hAnsi="Times New Roman" w:cs="Times New Roman"/>
-          <w:sz w:val="24"/>
-          <w:szCs w:val="24"/>
-        </w:rPr>
-        <w:t>password_</w:t>
-      </w:r>
-      <w:proofErr w:type="gramStart"/>
-      <w:r>
-        <w:rPr>
-          <w:rFonts w:ascii="Times New Roman" w:eastAsia="Times New Roman" w:hAnsi="Times New Roman" w:cs="Times New Roman"/>
-          <w:sz w:val="24"/>
-          <w:szCs w:val="24"/>
-        </w:rPr>
-        <w:t>hash</w:t>
-      </w:r>
-      <w:proofErr w:type="spellEnd"/>
-      <w:r>
-        <w:rPr>
-          <w:rFonts w:ascii="Times New Roman" w:eastAsia="Times New Roman" w:hAnsi="Times New Roman" w:cs="Times New Roman"/>
-          <w:sz w:val="24"/>
-          <w:szCs w:val="24"/>
-        </w:rPr>
-        <w:t>(</w:t>
-      </w:r>
-      <w:proofErr w:type="gramEnd"/>
-      <w:r>
-        <w:rPr>
-          <w:rFonts w:ascii="Times New Roman" w:eastAsia="Times New Roman" w:hAnsi="Times New Roman" w:cs="Times New Roman"/>
-          <w:sz w:val="24"/>
-          <w:szCs w:val="24"/>
-        </w:rPr>
-        <w:t xml:space="preserve">) using the </w:t>
-      </w:r>
-      <w:proofErr w:type="spellStart"/>
-      <w:r>
-        <w:rPr>
-          <w:rFonts w:ascii="Times New Roman" w:eastAsia="Times New Roman" w:hAnsi="Times New Roman" w:cs="Times New Roman"/>
-          <w:sz w:val="24"/>
-          <w:szCs w:val="24"/>
-        </w:rPr>
-        <w:t>bcrypt</w:t>
-      </w:r>
-      <w:proofErr w:type="spellEnd"/>
-      <w:r>
-        <w:rPr>
-          <w:rFonts w:ascii="Times New Roman" w:eastAsia="Times New Roman" w:hAnsi="Times New Roman" w:cs="Times New Roman"/>
-          <w:sz w:val="24"/>
-          <w:szCs w:val="24"/>
-        </w:rPr>
-        <w:t xml:space="preserve"> algorithm before being securely saved. Users are then redirected to log in.</w:t>
-      </w:r>
-    </w:p>
-    <w:p>
-      <w:pPr>
-        <w:keepNext/>
-        <w:spacing w:before="240" w:after="120"/>
-      </w:pPr>
-      <w:r>
-        <w:rPr>
-          <w:rFonts w:ascii="Times New Roman" w:eastAsia="Times New Roman" w:hAnsi="Times New Roman" w:cs="Times New Roman"/>
-          <w:b/>
-          <w:bCs/>
-          <w:sz w:val="26"/>
-          <w:szCs w:val="26"/>
-        </w:rPr>
-        <w:t>8.2 Secure Login Routing Engine</w:t>
-      </w:r>
-    </w:p>
-    <w:p>
-      <w:pPr>
-        <w:spacing w:after="120" w:line="360" w:lineRule="auto"/>
-        <w:jc w:val="both"/>
-      </w:pPr>
-      <w:r>
-        <w:rPr>
-          <w:rFonts w:ascii="Times New Roman" w:eastAsia="Times New Roman" w:hAnsi="Times New Roman" w:cs="Times New Roman"/>
-          <w:sz w:val="24"/>
-          <w:szCs w:val="24"/>
-        </w:rPr>
-        <w:t xml:space="preserve">Authentication is split into separate workflows for students and administrators. Students log in via </w:t>
-      </w:r>
-      <w:proofErr w:type="spellStart"/>
-      <w:r>
-        <w:rPr>
-          <w:rFonts w:ascii="Times New Roman" w:eastAsia="Times New Roman" w:hAnsi="Times New Roman" w:cs="Times New Roman"/>
-          <w:sz w:val="24"/>
-          <w:szCs w:val="24"/>
-        </w:rPr>
-        <w:t>index.php</w:t>
-      </w:r>
-      <w:proofErr w:type="spellEnd"/>
-      <w:r>
-        <w:rPr>
-          <w:rFonts w:ascii="Times New Roman" w:eastAsia="Times New Roman" w:hAnsi="Times New Roman" w:cs="Times New Roman"/>
-          <w:sz w:val="24"/>
-          <w:szCs w:val="24"/>
-        </w:rPr>
-        <w:t xml:space="preserve"> using their email and password, while admins use a dedicated portal with a username field. The application uses prepared statements with parameter binding to retrieve rows matching the user identity securely. It then runs </w:t>
-      </w:r>
-      <w:proofErr w:type="spellStart"/>
-      <w:r>
-        <w:rPr>
-          <w:rFonts w:ascii="Times New Roman" w:eastAsia="Times New Roman" w:hAnsi="Times New Roman" w:cs="Times New Roman"/>
-          <w:sz w:val="24"/>
-          <w:szCs w:val="24"/>
-        </w:rPr>
-        <w:t>password_</w:t>
-      </w:r>
-      <w:proofErr w:type="gramStart"/>
-      <w:r>
-        <w:rPr>
-          <w:rFonts w:ascii="Times New Roman" w:eastAsia="Times New Roman" w:hAnsi="Times New Roman" w:cs="Times New Roman"/>
-          <w:sz w:val="24"/>
-          <w:szCs w:val="24"/>
-        </w:rPr>
-        <w:t>verify</w:t>
-      </w:r>
-      <w:proofErr w:type="spellEnd"/>
-      <w:r>
-        <w:rPr>
-          <w:rFonts w:ascii="Times New Roman" w:eastAsia="Times New Roman" w:hAnsi="Times New Roman" w:cs="Times New Roman"/>
-          <w:sz w:val="24"/>
-          <w:szCs w:val="24"/>
-        </w:rPr>
-        <w:t>(</w:t>
-      </w:r>
-      <w:proofErr w:type="gramEnd"/>
-      <w:r>
-        <w:rPr>
-          <w:rFonts w:ascii="Times New Roman" w:eastAsia="Times New Roman" w:hAnsi="Times New Roman" w:cs="Times New Roman"/>
-          <w:sz w:val="24"/>
-          <w:szCs w:val="24"/>
-        </w:rPr>
-        <w:t xml:space="preserve">) to validate the password against the stored </w:t>
-      </w:r>
-      <w:proofErr w:type="spellStart"/>
-      <w:r>
-        <w:rPr>
-          <w:rFonts w:ascii="Times New Roman" w:eastAsia="Times New Roman" w:hAnsi="Times New Roman" w:cs="Times New Roman"/>
-          <w:sz w:val="24"/>
-          <w:szCs w:val="24"/>
-        </w:rPr>
-        <w:t>bcrypt</w:t>
-      </w:r>
-      <w:proofErr w:type="spellEnd"/>
-      <w:r>
-        <w:rPr>
-          <w:rFonts w:ascii="Times New Roman" w:eastAsia="Times New Roman" w:hAnsi="Times New Roman" w:cs="Times New Roman"/>
-          <w:sz w:val="24"/>
-          <w:szCs w:val="24"/>
-        </w:rPr>
-        <w:t xml:space="preserve"> hash. On verification success, a secure, independent PHP session initializes, storing the user's primary database key, full name, and role permissions, before routing them to the correct dashboard view.</w:t>
+        <w:t>Authentication is split into separate workflows for students and administrators. Students log in via index.php using their email and password, while admins use a dedicated portal with a username field. The application uses prepared statements with parameter binding to retrieve rows matching the user identity securely. It then runs password_verify() to validate the password against the stored bcrypt hash. On verification success, a secure, independent PHP session initializes, storing the user's primary database key, full name, and role permissions, before routing them to the correct dashboard view.</w:t>
       </w:r>
     </w:p>
     <w:p>
@@ -11965,25 +11216,7 @@
           <w:szCs w:val="24"/>
         </w:rPr>
         <w:lastRenderedPageBreak/>
-        <w:t xml:space="preserve">Description of view: The public landing page </w:t>
-      </w:r>
-      <w:proofErr w:type="gramStart"/>
-      <w:r>
-        <w:rPr>
-          <w:rFonts w:ascii="Times New Roman" w:eastAsia="Times New Roman" w:hAnsi="Times New Roman" w:cs="Times New Roman"/>
-          <w:sz w:val="24"/>
-          <w:szCs w:val="24"/>
-        </w:rPr>
-        <w:t>featuring</w:t>
-      </w:r>
-      <w:proofErr w:type="gramEnd"/>
-      <w:r>
-        <w:rPr>
-          <w:rFonts w:ascii="Times New Roman" w:eastAsia="Times New Roman" w:hAnsi="Times New Roman" w:cs="Times New Roman"/>
-          <w:sz w:val="24"/>
-          <w:szCs w:val="24"/>
-        </w:rPr>
-        <w:t xml:space="preserve"> an institutional navigation layout, an application overview banner, a feature summary grid, and direct buttons leading to the student and admin login terminals.</w:t>
+        <w:t>Description of view: The public landing page featuring an institutional navigation layout, an application overview banner, a feature summary grid, and direct buttons leading to the student and admin login terminals.</w:t>
       </w:r>
     </w:p>
     <w:p>
@@ -12247,25 +11480,7 @@
           <w:szCs w:val="24"/>
         </w:rPr>
         <w:lastRenderedPageBreak/>
-        <w:t xml:space="preserve">Description of view: A chronological listing view rendering broadcast college bulletins, detailing </w:t>
-      </w:r>
-      <w:proofErr w:type="gramStart"/>
-      <w:r>
-        <w:rPr>
-          <w:rFonts w:ascii="Times New Roman" w:eastAsia="Times New Roman" w:hAnsi="Times New Roman" w:cs="Times New Roman"/>
-          <w:sz w:val="24"/>
-          <w:szCs w:val="24"/>
-        </w:rPr>
-        <w:t>publish</w:t>
-      </w:r>
-      <w:proofErr w:type="gramEnd"/>
-      <w:r>
-        <w:rPr>
-          <w:rFonts w:ascii="Times New Roman" w:eastAsia="Times New Roman" w:hAnsi="Times New Roman" w:cs="Times New Roman"/>
-          <w:sz w:val="24"/>
-          <w:szCs w:val="24"/>
-        </w:rPr>
-        <w:t xml:space="preserve"> dates, content text boxes, and action links for downloading linked PDF files.</w:t>
+        <w:t>Description of view: A chronological listing view rendering broadcast college bulletins, detailing publish dates, content text boxes, and action links for downloading linked PDF files.</w:t>
       </w:r>
     </w:p>
     <w:p>
@@ -12860,27 +12075,7 @@
           <w:sz w:val="24"/>
           <w:szCs w:val="24"/>
         </w:rPr>
-        <w:t xml:space="preserve">High Material Security: Employs standard </w:t>
-      </w:r>
-      <w:proofErr w:type="spellStart"/>
-      <w:r>
-        <w:rPr>
-          <w:rFonts w:ascii="Times New Roman" w:eastAsia="Times New Roman" w:hAnsi="Times New Roman" w:cs="Times New Roman"/>
-          <w:color w:val="000000"/>
-          <w:sz w:val="24"/>
-          <w:szCs w:val="24"/>
-        </w:rPr>
-        <w:t>bcrypt</w:t>
-      </w:r>
-      <w:proofErr w:type="spellEnd"/>
-      <w:r>
-        <w:rPr>
-          <w:rFonts w:ascii="Times New Roman" w:eastAsia="Times New Roman" w:hAnsi="Times New Roman" w:cs="Times New Roman"/>
-          <w:color w:val="000000"/>
-          <w:sz w:val="24"/>
-          <w:szCs w:val="24"/>
-        </w:rPr>
-        <w:t xml:space="preserve"> encryption, query pre-compilation, and parameter binding to protect data records from typical web exploits.</w:t>
+        <w:t>High Material Security: Employs standard bcrypt encryption, query pre-compilation, and parameter binding to protect data records from typical web exploits.</w:t>
       </w:r>
     </w:p>
     <w:p>
@@ -13233,27 +12428,7 @@
           <w:sz w:val="24"/>
           <w:szCs w:val="24"/>
         </w:rPr>
-        <w:t xml:space="preserve">Interactive </w:t>
-      </w:r>
-      <w:proofErr w:type="spellStart"/>
-      <w:r>
-        <w:rPr>
-          <w:rFonts w:ascii="Times New Roman" w:eastAsia="Times New Roman" w:hAnsi="Times New Roman" w:cs="Times New Roman"/>
-          <w:color w:val="000000"/>
-          <w:sz w:val="24"/>
-          <w:szCs w:val="24"/>
-        </w:rPr>
-        <w:t>Interactive</w:t>
-      </w:r>
-      <w:proofErr w:type="spellEnd"/>
-      <w:r>
-        <w:rPr>
-          <w:rFonts w:ascii="Times New Roman" w:eastAsia="Times New Roman" w:hAnsi="Times New Roman" w:cs="Times New Roman"/>
-          <w:color w:val="000000"/>
-          <w:sz w:val="24"/>
-          <w:szCs w:val="24"/>
-        </w:rPr>
-        <w:t xml:space="preserve"> Charts: Add an analytics suite to the admin dashboard using Chart.js to render visual pie charts and engagement trends for student queries and downloads.</w:t>
+        <w:t>Interactive Interactive Charts: Add an analytics suite to the admin dashboard using Chart.js to render visual pie charts and engagement trends for student queries and downloads.</w:t>
       </w:r>
     </w:p>
     <w:p>
@@ -13560,7 +12735,7 @@
 <w:ftr xmlns:wpc="http://schemas.microsoft.com/office/word/2010/wordprocessingCanvas" xmlns:cx="http://schemas.microsoft.com/office/drawing/2014/chartex" xmlns:cx1="http://schemas.microsoft.com/office/drawing/2015/9/8/chartex" xmlns:cx2="http://schemas.microsoft.com/office/drawing/2015/10/21/chartex" xmlns:cx3="http://schemas.microsoft.com/office/drawing/2016/5/9/chartex" xmlns:cx4="http://schemas.microsoft.com/office/drawing/2016/5/10/chartex" xmlns:cx5="http://schemas.microsoft.com/office/drawing/2016/5/11/chartex" xmlns:cx6="http://schemas.microsoft.com/office/drawing/2016/5/12/chartex" xmlns:cx7="http://schemas.microsoft.com/office/drawing/2016/5/13/chartex" xmlns:cx8="http://schemas.microsoft.com/office/drawing/2016/5/14/chartex" xmlns:mc="http://schemas.openxmlformats.org/markup-compatibility/2006" xmlns:aink="http://schemas.microsoft.com/office/drawing/2016/ink" xmlns:am3d="http://schemas.microsoft.com/office/drawing/2017/model3d" xmlns:o="urn:schemas-microsoft-com:office:office" xmlns:oel="http://schemas.microsoft.com/office/2019/extlst" xmlns:r="http://schemas.openxmlformats.org/officeDocument/2006/relationships" xmlns:m="http://schemas.openxmlformats.org/officeDocument/2006/math" xmlns:v="urn:schemas-microsoft-com:vml" xmlns:wp14="http://schemas.microsoft.com/office/word/2010/wordprocessingDrawing" xmlns:wp="http://schemas.openxmlformats.org/drawingml/2006/wordprocessingDrawing" xmlns:w10="urn:schemas-microsoft-com:office:word" xmlns:w="http://schemas.openxmlformats.org/wordprocessingml/2006/main" xmlns:w14="http://schemas.microsoft.com/office/word/2010/wordml" xmlns:w15="http://schemas.microsoft.com/office/word/2012/wordml" xmlns:w16cex="http://schemas.microsoft.com/office/word/2018/wordml/cex" xmlns:w16cid="http://schemas.microsoft.com/office/word/2016/wordml/cid" xmlns:w16="http://schemas.microsoft.com/office/word/2018/wordml" xmlns:w16du="http://schemas.microsoft.com/office/word/2023/wordml/word16du" xmlns:w16sdtdh="http://schemas.microsoft.com/office/word/2020/wordml/sdtdatahash" xmlns:w16sdtfl="http://schemas.microsoft.com/office/word/2024/wordml/sdtformatlock" xmlns:w16se="http://schemas.microsoft.com/office/word/2015/wordml/symex" xmlns:wpg="http://schemas.microsoft.com/office/word/2010/wordprocessingGroup" xmlns:wpi="http://schemas.microsoft.com/office/word/2010/wordprocessingInk" xmlns:wne="http://schemas.microsoft.com/office/word/2006/wordml" xmlns:wps="http://schemas.microsoft.com/office/word/2010/wordprocessingShape" mc:Ignorable="w14 w15 w16se w16cid w16 w16cex w16sdtdh w16sdtfl w16du wp14">
   <w:sdt>
     <w:sdtPr>
-      <w:id w:val="1426762057"/>
+      <w:id w:val="443357962"/>
       <w:docPartObj>
         <w:docPartGallery w:val="Page Numbers (Bottom of Page)"/>
         <w:docPartUnique/>
